--- a/docs/activities/03_06_activity/regression_activity.docx
+++ b/docs/activities/03_06_activity/regression_activity.docx
@@ -31,7 +31,7 @@
         <w:pStyle w:val="Date"/>
       </w:pPr>
       <w:r>
-        <w:t xml:space="preserve">2026-07-02</w:t>
+        <w:t xml:space="preserve">2026-07-03</w:t>
       </w:r>
     </w:p>
     <w:bookmarkStart w:id="17" w:name="regression-predicting-leaf-area"/>

--- a/docs/activities/03_06_activity/regression_activity.docx
+++ b/docs/activities/03_06_activity/regression_activity.docx
@@ -31,10 +31,10 @@
         <w:pStyle w:val="Date"/>
       </w:pPr>
       <w:r>
-        <w:t xml:space="preserve">2026-07-03</w:t>
-      </w:r>
-    </w:p>
-    <w:bookmarkStart w:id="17" w:name="regression-predicting-leaf-area"/>
+        <w:t xml:space="preserve">2026-07-04</w:t>
+      </w:r>
+    </w:p>
+    <w:bookmarkStart w:id="21" w:name="regression-predicting-leaf-area"/>
     <w:p>
       <w:pPr>
         <w:pStyle w:val="Heading1"/>
@@ -312,7 +312,7 @@
       </w:r>
     </w:p>
     <w:bookmarkEnd w:id="9"/>
-    <w:bookmarkStart w:id="16" w:name="todays-objectives"/>
+    <w:bookmarkStart w:id="20" w:name="todays-objectives"/>
     <w:p>
       <w:pPr>
         <w:pStyle w:val="Heading3"/>
@@ -580,6 +580,236 @@
       </w:r>
       <w:r>
         <w:t xml:space="preserve">section is optional.</w:t>
+      </w:r>
+    </w:p>
+    <w:tbl>
+      <w:tblPr>
+        <w:tblStyle w:val="Table"/>
+        <w:tblLook w:firstRow="0" w:lastRow="0" w:firstColumn="0" w:lastColumn="0" w:noHBand="0" w:noVBand="0" w:val="0000"/>
+        <w:tblBorders>
+          <w:top w:val="single" w:sz="4" w:space="0" w:color="0758E5"/>
+          <w:left w:val="single" w:sz="24" w:space="0" w:color="0758E5"/>
+          <w:bottom w:val="single" w:sz="4" w:space="0" w:color="0758E5"/>
+          <w:right w:val="single" w:sz="4" w:space="0" w:color="0758E5"/>
+        </w:tblBorders>
+        <w:tblCellMar>
+          <w:left w:w="144" w:type="dxa"/>
+          <w:right w:w="144" w:type="dxa"/>
+        </w:tblCellMar>
+        <w:tblLook w:firstRow="0" w:lastRow="0" w:firstColumn="0" w:lastColumn="0" w:noHBand="0" w:noVBand="0" w:val="0000"/>
+      </w:tblPr>
+      <w:tr>
+        <w:trPr>
+          <w:cantSplit/>
+        </w:trPr>
+        <w:tc>
+          <w:tcPr>
+            <w:shd w:color="auto" w:fill="dae6fb" w:val="clear"/>
+            <w:tcMar>
+              <w:top w:w="92" w:type="dxa"/>
+              <w:bottom w:w="92" w:type="dxa"/>
+            </w:tcMar>
+          </w:tcPr>
+          <w:p>
+            <w:pPr>
+              <w:pStyle w:val="FirstParagraph"/>
+            </w:pPr>
+            <w:pPr>
+              <w:spacing w:before="0" w:after="0"/>
+              <w:textAlignment w:val="center"/>
+            </w:pPr>
+            <w:r>
+              <w:drawing>
+                <wp:inline>
+                  <wp:extent cx="152400" cy="152400"/>
+                  <wp:effectExtent b="0" l="0" r="0" t="0"/>
+                  <wp:docPr descr="" title="" id="12" name="Picture"/>
+                  <a:graphic>
+                    <a:graphicData uri="http://schemas.openxmlformats.org/drawingml/2006/picture">
+                      <pic:pic>
+                        <pic:nvPicPr>
+                          <pic:cNvPr descr="/Applications/Positron.app/Contents/Resources/app/quarto/share/formats/docx/note.png" id="13" name="Picture"/>
+                          <pic:cNvPicPr>
+                            <a:picLocks noChangeArrowheads="1" noChangeAspect="1"/>
+                          </pic:cNvPicPr>
+                        </pic:nvPicPr>
+                        <pic:blipFill>
+                          <a:blip r:embed="rId11"/>
+                          <a:stretch>
+                            <a:fillRect/>
+                          </a:stretch>
+                        </pic:blipFill>
+                        <pic:spPr bwMode="auto">
+                          <a:xfrm>
+                            <a:off x="0" y="0"/>
+                            <a:ext cx="152400" cy="152400"/>
+                          </a:xfrm>
+                          <a:prstGeom prst="rect">
+                            <a:avLst/>
+                          </a:prstGeom>
+                          <a:noFill/>
+                          <a:ln w="9525">
+                            <a:noFill/>
+                            <a:headEnd/>
+                            <a:tailEnd/>
+                          </a:ln>
+                        </pic:spPr>
+                      </pic:pic>
+                    </a:graphicData>
+                  </a:graphic>
+                </wp:inline>
+              </w:drawing>
+            </w:r>
+            <w:r>
+              <w:t xml:space="preserve"> </w:t>
+            </w:r>
+            <w:r>
+              <w:t xml:space="preserve"> </w:t>
+            </w:r>
+            <w:r>
+              <w:t xml:space="preserve">🔮 Predict before you run — and type, don’t paste</w:t>
+            </w:r>
+          </w:p>
+        </w:tc>
+      </w:tr>
+      <w:tr>
+        <w:trPr>
+          <w:cantSplit/>
+        </w:trPr>
+        <w:tc>
+          <w:tcPr>
+            <w:tcMar>
+              <w:top w:w="108" w:type="dxa"/>
+              <w:bottom w:w="108" w:type="dxa"/>
+            </w:tcMar>
+          </w:tcPr>
+          <w:p>
+            <w:pPr>
+              <w:pStyle w:val="BodyText"/>
+            </w:pPr>
+            <w:pPr>
+              <w:spacing w:before="16"/>
+            </w:pPr>
+            <w:r>
+              <w:t xml:space="preserve">Before each</w:t>
+            </w:r>
+            <w:r>
+              <w:t xml:space="preserve"> </w:t>
+            </w:r>
+            <w:r>
+              <w:rPr>
+                <w:b/>
+                <w:bCs/>
+              </w:rPr>
+              <w:t xml:space="preserve">▶ Run this</w:t>
+            </w:r>
+            <w:r>
+              <w:t xml:space="preserve"> </w:t>
+            </w:r>
+            <w:r>
+              <w:t xml:space="preserve">block, cover the output and</w:t>
+            </w:r>
+            <w:r>
+              <w:t xml:space="preserve"> </w:t>
+            </w:r>
+            <w:r>
+              <w:rPr>
+                <w:i/>
+                <w:iCs/>
+              </w:rPr>
+              <w:t xml:space="preserve">predict</w:t>
+            </w:r>
+            <w:r>
+              <w:t xml:space="preserve"> </w:t>
+            </w:r>
+            <w:r>
+              <w:t xml:space="preserve">what R will print. Then type the code yourself. Two reasons:</w:t>
+            </w:r>
+          </w:p>
+          <w:p>
+            <w:pPr>
+              <w:pStyle w:val="Compact"/>
+              <w:numPr>
+                <w:ilvl w:val="0"/>
+                <w:numId w:val="1005"/>
+              </w:numPr>
+            </w:pPr>
+            <w:r>
+              <w:rPr>
+                <w:b/>
+                <w:bCs/>
+              </w:rPr>
+              <w:t xml:space="preserve">Predicting makes it stick.</w:t>
+            </w:r>
+            <w:r>
+              <w:t xml:space="preserve"> </w:t>
+            </w:r>
+            <w:r>
+              <w:t xml:space="preserve">Guessing the slope, R², or a residual pattern forces you to retrieve the idea — being surprised is when it sinks in.</w:t>
+            </w:r>
+          </w:p>
+          <w:p>
+            <w:pPr>
+              <w:pStyle w:val="Compact"/>
+              <w:numPr>
+                <w:ilvl w:val="0"/>
+                <w:numId w:val="1005"/>
+              </w:numPr>
+            </w:pPr>
+            <w:r>
+              <w:rPr>
+                <w:b/>
+                <w:bCs/>
+              </w:rPr>
+              <w:t xml:space="preserve">Typing beats pasting.</w:t>
+            </w:r>
+            <w:r>
+              <w:t xml:space="preserve"> </w:t>
+            </w:r>
+            <w:r>
+              <w:t xml:space="preserve">Typing trains your eye for the small errors (a flipped</w:t>
+            </w:r>
+            <w:r>
+              <w:t xml:space="preserve"> </w:t>
+            </w:r>
+            <w:r>
+              <w:rPr>
+                <w:rStyle w:val="VerbatimChar"/>
+              </w:rPr>
+              <w:t xml:space="preserve">lm()</w:t>
+            </w:r>
+            <w:r>
+              <w:t xml:space="preserve"> </w:t>
+            </w:r>
+            <w:r>
+              <w:t xml:space="preserve">formula, a wrong</w:t>
+            </w:r>
+            <w:r>
+              <w:t xml:space="preserve"> </w:t>
+            </w:r>
+            <w:r>
+              <w:rPr>
+                <w:rStyle w:val="VerbatimChar"/>
+              </w:rPr>
+              <w:t xml:space="preserve">newdata</w:t>
+            </w:r>
+            <w:r>
+              <w:t xml:space="preserve"> </w:t>
+            </w:r>
+            <w:r>
+              <w:t xml:space="preserve">column name) that you would otherwise spend real time hunting.</w:t>
+            </w:r>
+          </w:p>
+          <w:p/>
+        </w:tc>
+      </w:tr>
+    </w:tbl>
+    <w:p>
+      <w:pPr>
+        <w:pStyle w:val="FirstParagraph"/>
+      </w:pPr>
+      <w:r>
+        <w:t xml:space="preserve"> </w:t>
       </w:r>
     </w:p>
     <w:tbl>
@@ -612,7 +842,7 @@
           </w:tcPr>
           <w:p>
             <w:pPr>
-              <w:pStyle w:val="FirstParagraph"/>
+              <w:pStyle w:val="BodyText"/>
             </w:pPr>
             <w:pPr>
               <w:spacing w:before="0" w:after="0"/>
@@ -623,18 +853,18 @@
                 <wp:inline>
                   <wp:extent cx="152400" cy="152400"/>
                   <wp:effectExtent b="0" l="0" r="0" t="0"/>
-                  <wp:docPr descr="" title="" id="12" name="Picture"/>
+                  <wp:docPr descr="" title="" id="15" name="Picture"/>
                   <a:graphic>
                     <a:graphicData uri="http://schemas.openxmlformats.org/drawingml/2006/picture">
                       <pic:pic>
                         <pic:nvPicPr>
-                          <pic:cNvPr descr="/Applications/Positron.app/Contents/Resources/app/quarto/share/formats/docx/tip.png" id="13" name="Picture"/>
+                          <pic:cNvPr descr="/Applications/Positron.app/Contents/Resources/app/quarto/share/formats/docx/tip.png" id="16" name="Picture"/>
                           <pic:cNvPicPr>
                             <a:picLocks noChangeArrowheads="1" noChangeAspect="1"/>
                           </pic:cNvPicPr>
                         </pic:nvPicPr>
                         <pic:blipFill>
-                          <a:blip r:embed="rId11"/>
+                          <a:blip r:embed="rId14"/>
                           <a:stretch>
                             <a:fillRect/>
                           </a:stretch>
@@ -731,10 +961,10 @@
               <w:pStyle w:val="Compact"/>
               <w:numPr>
                 <w:ilvl w:val="0"/>
-                <w:numId w:val="1005"/>
+                <w:numId w:val="1006"/>
               </w:numPr>
             </w:pPr>
-            <w:hyperlink r:id="rId14">
+            <w:hyperlink r:id="rId17">
               <w:r>
                 <w:rPr>
                   <w:rStyle w:val="VerbatimChar"/>
@@ -785,10 +1015,10 @@
               <w:pStyle w:val="Compact"/>
               <w:numPr>
                 <w:ilvl w:val="0"/>
-                <w:numId w:val="1005"/>
+                <w:numId w:val="1006"/>
               </w:numPr>
             </w:pPr>
-            <w:hyperlink r:id="rId15">
+            <w:hyperlink r:id="rId18">
               <w:r>
                 <w:rPr>
                   <w:rStyle w:val="VerbatimChar"/>
@@ -856,9 +1086,37 @@
         </w:pict>
       </w:r>
     </w:p>
-    <w:bookmarkEnd w:id="16"/>
-    <w:bookmarkEnd w:id="17"/>
-    <w:bookmarkStart w:id="20" w:name="part-1-load-libraries-and-data"/>
+    <w:p>
+      <w:pPr>
+        <w:pStyle w:val="Heading2"/>
+      </w:pPr>
+      <w:bookmarkStart w:id="19" w:name="Xe2ea0b5bf42d3516797a6dbb2f8f95aefebcb14"/>
+      <w:r>
+        <w:t xml:space="preserve">🧩 Chunk 1 — Set up the data</w:t>
+      </w:r>
+      <w:r>
+        <w:t xml:space="preserve"> </w:t>
+      </w:r>
+      <w:r>
+        <w:rPr>
+          <w:i/>
+          <w:iCs/>
+        </w:rPr>
+        <w:t xml:space="preserve">(after lecture Chunk 1)</w:t>
+      </w:r>
+      <w:bookmarkEnd w:id="19"/>
+    </w:p>
+    <w:p>
+      <w:pPr>
+        <w:pStyle w:val="BlockText"/>
+      </w:pPr>
+      <w:r>
+        <w:t xml:space="preserve">Parts 1–3: load the paper data, inspect it, and make the scatter plot.</w:t>
+      </w:r>
+    </w:p>
+    <w:bookmarkEnd w:id="20"/>
+    <w:bookmarkEnd w:id="21"/>
+    <w:bookmarkStart w:id="24" w:name="part-1-load-libraries-and-data"/>
     <w:p>
       <w:pPr>
         <w:pStyle w:val="Heading1"/>
@@ -867,7 +1125,7 @@
         <w:t xml:space="preserve">Part 1 · Load libraries and data</w:t>
       </w:r>
     </w:p>
-    <w:bookmarkStart w:id="18" w:name="libraries"/>
+    <w:bookmarkStart w:id="22" w:name="libraries"/>
     <w:p>
       <w:pPr>
         <w:pStyle w:val="Heading3"/>
@@ -962,8 +1220,8 @@
         <w:t xml:space="preserve"># fast dataset overview</w:t>
       </w:r>
     </w:p>
-    <w:bookmarkEnd w:id="18"/>
-    <w:bookmarkStart w:id="19" w:name="the-calibration-dataset"/>
+    <w:bookmarkEnd w:id="22"/>
+    <w:bookmarkStart w:id="23" w:name="the-calibration-dataset"/>
     <w:p>
       <w:pPr>
         <w:pStyle w:val="Heading3"/>
@@ -1180,9 +1438,9 @@
         </w:pict>
       </w:r>
     </w:p>
-    <w:bookmarkEnd w:id="19"/>
-    <w:bookmarkEnd w:id="20"/>
-    <w:bookmarkStart w:id="21" w:name="part-2-inspect-the-data"/>
+    <w:bookmarkEnd w:id="23"/>
+    <w:bookmarkEnd w:id="24"/>
+    <w:bookmarkStart w:id="25" w:name="part-2-inspect-the-data"/>
     <w:p>
       <w:pPr>
         <w:pStyle w:val="Heading1"/>
@@ -1656,8 +1914,8 @@
         </w:pict>
       </w:r>
     </w:p>
-    <w:bookmarkEnd w:id="21"/>
-    <w:bookmarkStart w:id="22" w:name="part-3-first-scatter-plot"/>
+    <w:bookmarkEnd w:id="25"/>
+    <w:bookmarkStart w:id="27" w:name="part-3-first-scatter-plot"/>
     <w:p>
       <w:pPr>
         <w:pStyle w:val="Heading1"/>
@@ -2185,8 +2443,60 @@
         </w:pict>
       </w:r>
     </w:p>
-    <w:bookmarkEnd w:id="22"/>
-    <w:bookmarkStart w:id="23" w:name="part-4-fit-the-regression-with-lm"/>
+    <w:p>
+      <w:pPr>
+        <w:pStyle w:val="Heading2"/>
+      </w:pPr>
+      <w:bookmarkStart w:id="26" w:name="Xcb45a963a60d6b5ee48c7f233a3edb08a1016c2"/>
+      <w:r>
+        <w:t xml:space="preserve">🧩 Chunk 2 — Fit &amp; read the model</w:t>
+      </w:r>
+      <w:r>
+        <w:t xml:space="preserve"> </w:t>
+      </w:r>
+      <w:r>
+        <w:rPr>
+          <w:i/>
+          <w:iCs/>
+        </w:rPr>
+        <w:t xml:space="preserve">(after lecture Chunk 2)</w:t>
+      </w:r>
+      <w:bookmarkEnd w:id="26"/>
+    </w:p>
+    <w:p>
+      <w:pPr>
+        <w:pStyle w:val="BlockText"/>
+      </w:pPr>
+      <w:r>
+        <w:t xml:space="preserve">Parts 4–7: fit</w:t>
+      </w:r>
+      <w:r>
+        <w:t xml:space="preserve"> </w:t>
+      </w:r>
+      <w:r>
+        <w:rPr>
+          <w:rStyle w:val="VerbatimChar"/>
+        </w:rPr>
+        <w:t xml:space="preserve">lm()</w:t>
+      </w:r>
+      <w:r>
+        <w:t xml:space="preserve">, decode</w:t>
+      </w:r>
+      <w:r>
+        <w:t xml:space="preserve"> </w:t>
+      </w:r>
+      <w:r>
+        <w:rPr>
+          <w:rStyle w:val="VerbatimChar"/>
+        </w:rPr>
+        <w:t xml:space="preserve">summary()</w:t>
+      </w:r>
+      <w:r>
+        <w:t xml:space="preserve">, pull the equation and R².</w:t>
+      </w:r>
+    </w:p>
+    <w:bookmarkEnd w:id="27"/>
+    <w:bookmarkStart w:id="28" w:name="part-4-fit-the-regression-with-lm"/>
     <w:p>
       <w:pPr>
         <w:pStyle w:val="Heading1"/>
@@ -2202,6 +2512,45 @@
           <w:rStyle w:val="VerbatimChar"/>
         </w:rPr>
         <w:t xml:space="preserve">lm()</w:t>
+      </w:r>
+    </w:p>
+    <w:p>
+      <w:pPr>
+        <w:pStyle w:val="BlockText"/>
+      </w:pPr>
+      <w:r>
+        <w:t xml:space="preserve">🔮</w:t>
+      </w:r>
+      <w:r>
+        <w:t xml:space="preserve"> </w:t>
+      </w:r>
+      <w:r>
+        <w:rPr>
+          <w:b/>
+          <w:bCs/>
+        </w:rPr>
+        <w:t xml:space="preserve">Predict first:</w:t>
+      </w:r>
+      <w:r>
+        <w:t xml:space="preserve"> </w:t>
+      </w:r>
+      <w:r>
+        <w:t xml:space="preserve">area rises with mass. Before you read</w:t>
+      </w:r>
+      <w:r>
+        <w:t xml:space="preserve"> </w:t>
+      </w:r>
+      <w:r>
+        <w:rPr>
+          <w:rStyle w:val="VerbatimChar"/>
+        </w:rPr>
+        <w:t xml:space="preserve">summary()</w:t>
+      </w:r>
+      <w:r>
+        <w:t xml:space="preserve"> </w:t>
+      </w:r>
+      <w:r>
+        <w:t xml:space="preserve">— will the slope be positive or negative, and roughly how many cm² per gram?</w:t>
       </w:r>
     </w:p>
     <w:p>
@@ -2361,8 +2710,8 @@
         </w:pict>
       </w:r>
     </w:p>
-    <w:bookmarkEnd w:id="23"/>
-    <w:bookmarkStart w:id="24" w:name="X8ac380b07fe85177f172237733d1caa25859b7b"/>
+    <w:bookmarkEnd w:id="28"/>
+    <w:bookmarkStart w:id="29" w:name="X8ac380b07fe85177f172237733d1caa25859b7b"/>
     <w:p>
       <w:pPr>
         <w:pStyle w:val="Heading1"/>
@@ -2623,8 +2972,8 @@
         </w:pict>
       </w:r>
     </w:p>
-    <w:bookmarkEnd w:id="24"/>
-    <w:bookmarkStart w:id="25" w:name="part-6-extract-the-calibration-equation"/>
+    <w:bookmarkEnd w:id="29"/>
+    <w:bookmarkStart w:id="30" w:name="part-6-extract-the-calibration-equation"/>
     <w:p>
       <w:pPr>
         <w:pStyle w:val="Heading1"/>
@@ -2985,14 +3334,38 @@
         </w:pict>
       </w:r>
     </w:p>
-    <w:bookmarkEnd w:id="25"/>
-    <w:bookmarkStart w:id="26" w:name="part-7-extract-and-interpret-r²"/>
+    <w:bookmarkEnd w:id="30"/>
+    <w:bookmarkStart w:id="32" w:name="part-7-extract-and-interpret-r²"/>
     <w:p>
       <w:pPr>
         <w:pStyle w:val="Heading1"/>
       </w:pPr>
       <w:r>
         <w:t xml:space="preserve">Part 7 · Extract and interpret R²</w:t>
+      </w:r>
+    </w:p>
+    <w:p>
+      <w:pPr>
+        <w:pStyle w:val="BlockText"/>
+      </w:pPr>
+      <w:r>
+        <w:t xml:space="preserve">🔮</w:t>
+      </w:r>
+      <w:r>
+        <w:t xml:space="preserve"> </w:t>
+      </w:r>
+      <w:r>
+        <w:rPr>
+          <w:b/>
+          <w:bCs/>
+        </w:rPr>
+        <w:t xml:space="preserve">Predict first:</w:t>
+      </w:r>
+      <w:r>
+        <w:t xml:space="preserve"> </w:t>
+      </w:r>
+      <w:r>
+        <w:t xml:space="preserve">For uniform paper, predict R² — near 0, 0.5, or 1? Write your guess before you run it.</w:t>
       </w:r>
     </w:p>
     <w:p>
@@ -3249,8 +3622,36 @@
         </w:pict>
       </w:r>
     </w:p>
-    <w:bookmarkEnd w:id="26"/>
-    <w:bookmarkStart w:id="28" w:name="part-8-plot-the-calibration-curve"/>
+    <w:p>
+      <w:pPr>
+        <w:pStyle w:val="Heading2"/>
+      </w:pPr>
+      <w:bookmarkStart w:id="31" w:name="X89d457edef6384943af2b445e694eaee56fea90"/>
+      <w:r>
+        <w:t xml:space="preserve">🧩 Chunk 3 — Visualize &amp; check assumptions</w:t>
+      </w:r>
+      <w:r>
+        <w:t xml:space="preserve"> </w:t>
+      </w:r>
+      <w:r>
+        <w:rPr>
+          <w:i/>
+          <w:iCs/>
+        </w:rPr>
+        <w:t xml:space="preserve">(after lecture Chunk 3)</w:t>
+      </w:r>
+      <w:bookmarkEnd w:id="31"/>
+    </w:p>
+    <w:p>
+      <w:pPr>
+        <w:pStyle w:val="BlockText"/>
+      </w:pPr>
+      <w:r>
+        <w:t xml:space="preserve">Parts 8–10: plot the curve, then check the residual and QQ/Shapiro assumptions.</w:t>
+      </w:r>
+    </w:p>
+    <w:bookmarkEnd w:id="32"/>
+    <w:bookmarkStart w:id="34" w:name="part-8-plot-the-calibration-curve"/>
     <w:p>
       <w:pPr>
         <w:pStyle w:val="Heading1"/>
@@ -3979,7 +4380,7 @@
         <w:t xml:space="preserve">Why it varies:</w:t>
       </w:r>
     </w:p>
-    <w:bookmarkStart w:id="27" w:name="save-the-plot"/>
+    <w:bookmarkStart w:id="33" w:name="save-the-plot"/>
     <w:p>
       <w:pPr>
         <w:pStyle w:val="Heading3"/>
@@ -4162,15 +4563,39 @@
         </w:pict>
       </w:r>
     </w:p>
-    <w:bookmarkEnd w:id="27"/>
-    <w:bookmarkEnd w:id="28"/>
-    <w:bookmarkStart w:id="29" w:name="part-9-check-assumptions-residual-plot"/>
+    <w:bookmarkEnd w:id="33"/>
+    <w:bookmarkEnd w:id="34"/>
+    <w:bookmarkStart w:id="35" w:name="part-9-check-assumptions-residual-plot"/>
     <w:p>
       <w:pPr>
         <w:pStyle w:val="Heading1"/>
       </w:pPr>
       <w:r>
         <w:t xml:space="preserve">Part 9 · Check assumptions — residual plot</w:t>
+      </w:r>
+    </w:p>
+    <w:p>
+      <w:pPr>
+        <w:pStyle w:val="BlockText"/>
+      </w:pPr>
+      <w:r>
+        <w:t xml:space="preserve">🔮</w:t>
+      </w:r>
+      <w:r>
+        <w:t xml:space="preserve"> </w:t>
+      </w:r>
+      <w:r>
+        <w:rPr>
+          <w:b/>
+          <w:bCs/>
+        </w:rPr>
+        <w:t xml:space="preserve">Predict first:</w:t>
+      </w:r>
+      <w:r>
+        <w:t xml:space="preserve"> </w:t>
+      </w:r>
+      <w:r>
+        <w:t xml:space="preserve">If the line fits well, what should the residuals-vs-fitted plot look like — a flat random cloud, a curve, or a funnel? Predict, then run.</w:t>
       </w:r>
     </w:p>
     <w:p>
@@ -4860,8 +5285,8 @@
         </w:pict>
       </w:r>
     </w:p>
-    <w:bookmarkEnd w:id="29"/>
-    <w:bookmarkStart w:id="30" w:name="X6af16f8090d3b1fa5d9f52b536042b25db66f5a"/>
+    <w:bookmarkEnd w:id="35"/>
+    <w:bookmarkStart w:id="37" w:name="X6af16f8090d3b1fa5d9f52b536042b25db66f5a"/>
     <w:p>
       <w:pPr>
         <w:pStyle w:val="Heading1"/>
@@ -5372,8 +5797,36 @@
         </w:pict>
       </w:r>
     </w:p>
-    <w:bookmarkEnd w:id="30"/>
-    <w:bookmarkStart w:id="33" w:name="Xb3d7a91a11a37fa7b1f60b841bc63b821752f68"/>
+    <w:p>
+      <w:pPr>
+        <w:pStyle w:val="Heading2"/>
+      </w:pPr>
+      <w:bookmarkStart w:id="36" w:name="X9469ad49869e1ad4a9b21db731017583ec1b473"/>
+      <w:r>
+        <w:t xml:space="preserve">🧩 Chunk 4 — Predict &amp; report</w:t>
+      </w:r>
+      <w:r>
+        <w:t xml:space="preserve"> </w:t>
+      </w:r>
+      <w:r>
+        <w:rPr>
+          <w:i/>
+          <w:iCs/>
+        </w:rPr>
+        <w:t xml:space="preserve">(after lecture Chunk 4)</w:t>
+      </w:r>
+      <w:bookmarkEnd w:id="36"/>
+    </w:p>
+    <w:p>
+      <w:pPr>
+        <w:pStyle w:val="BlockText"/>
+      </w:pPr>
+      <w:r>
+        <w:t xml:space="preserve">Parts 11–12: predict leaf area from tracing mass, then write the results paragraph.</w:t>
+      </w:r>
+    </w:p>
+    <w:bookmarkEnd w:id="37"/>
+    <w:bookmarkStart w:id="40" w:name="Xb3d7a91a11a37fa7b1f60b841bc63b821752f68"/>
     <w:p>
       <w:pPr>
         <w:pStyle w:val="Heading1"/>
@@ -5382,419 +5835,452 @@
         <w:t xml:space="preserve">Part 11 · Predict leaf area from tracing mass</w:t>
       </w:r>
     </w:p>
-    <w:bookmarkStart w:id="31" w:name="method-1-direct-calculation"/>
-    <w:p>
-      <w:pPr>
-        <w:pStyle w:val="Heading3"/>
-      </w:pPr>
-      <w:r>
-        <w:t xml:space="preserve">Method 1 — Direct calculation</w:t>
-      </w:r>
-    </w:p>
-    <w:p>
-      <w:pPr>
-        <w:pStyle w:val="FirstParagraph"/>
-      </w:pPr>
+    <w:p>
+      <w:pPr>
+        <w:pStyle w:val="BlockText"/>
+      </w:pPr>
+      <w:r>
+        <w:t xml:space="preserve">🔮</w:t>
+      </w:r>
+      <w:r>
+        <w:t xml:space="preserve"> </w:t>
+      </w:r>
       <w:r>
         <w:rPr>
           <w:b/>
           <w:bCs/>
         </w:rPr>
-        <w:t xml:space="preserve">▶ Run this:</w:t>
-      </w:r>
-    </w:p>
-    <w:p>
-      <w:pPr>
-        <w:pStyle w:val="SourceCode"/>
-      </w:pPr>
-      <w:r>
-        <w:rPr>
-          <w:rStyle w:val="CommentTok"/>
-        </w:rPr>
-        <w:t xml:space="preserve"># Direct calculation using the calibration equation ----</w:t>
-      </w:r>
-      <w:r>
-        <w:br/>
-      </w:r>
-      <w:r>
-        <w:rPr>
-          <w:rStyle w:val="NormalTok"/>
-        </w:rPr>
-        <w:t xml:space="preserve">mass_sunny </w:t>
-      </w:r>
-      <w:r>
-        <w:rPr>
-          <w:rStyle w:val="OtherTok"/>
-        </w:rPr>
-        <w:t xml:space="preserve">&lt;-</w:t>
-      </w:r>
-      <w:r>
-        <w:rPr>
-          <w:rStyle w:val="NormalTok"/>
-        </w:rPr>
-        <w:t xml:space="preserve"> </w:t>
-      </w:r>
-      <w:r>
-        <w:rPr>
-          <w:rStyle w:val="FloatTok"/>
-        </w:rPr>
-        <w:t xml:space="preserve">0.092</w:t>
-      </w:r>
-      <w:r>
-        <w:rPr>
-          <w:rStyle w:val="NormalTok"/>
-        </w:rPr>
-        <w:t xml:space="preserve">   </w:t>
-      </w:r>
-      <w:r>
-        <w:rPr>
-          <w:rStyle w:val="CommentTok"/>
-        </w:rPr>
-        <w:t xml:space="preserve"># g — example sunny leaf tracing</w:t>
-      </w:r>
-      <w:r>
-        <w:br/>
-      </w:r>
-      <w:r>
-        <w:rPr>
-          <w:rStyle w:val="NormalTok"/>
-        </w:rPr>
-        <w:t xml:space="preserve">mass_shady </w:t>
-      </w:r>
-      <w:r>
-        <w:rPr>
-          <w:rStyle w:val="OtherTok"/>
-        </w:rPr>
-        <w:t xml:space="preserve">&lt;-</w:t>
-      </w:r>
-      <w:r>
-        <w:rPr>
-          <w:rStyle w:val="NormalTok"/>
-        </w:rPr>
-        <w:t xml:space="preserve"> </w:t>
-      </w:r>
-      <w:r>
-        <w:rPr>
-          <w:rStyle w:val="FloatTok"/>
-        </w:rPr>
-        <w:t xml:space="preserve">0.138</w:t>
-      </w:r>
-      <w:r>
-        <w:rPr>
-          <w:rStyle w:val="NormalTok"/>
-        </w:rPr>
-        <w:t xml:space="preserve">   </w:t>
-      </w:r>
-      <w:r>
-        <w:rPr>
-          <w:rStyle w:val="CommentTok"/>
-        </w:rPr>
-        <w:t xml:space="preserve"># g — example shady leaf tracing</w:t>
-      </w:r>
-      <w:r>
-        <w:br/>
-      </w:r>
-      <w:r>
-        <w:br/>
-      </w:r>
-      <w:r>
-        <w:rPr>
-          <w:rStyle w:val="NormalTok"/>
-        </w:rPr>
-        <w:t xml:space="preserve">area_sunny </w:t>
-      </w:r>
-      <w:r>
-        <w:rPr>
-          <w:rStyle w:val="OtherTok"/>
-        </w:rPr>
-        <w:t xml:space="preserve">&lt;-</w:t>
-      </w:r>
-      <w:r>
-        <w:rPr>
-          <w:rStyle w:val="NormalTok"/>
-        </w:rPr>
-        <w:t xml:space="preserve"> b_slope </w:t>
-      </w:r>
-      <w:r>
-        <w:rPr>
-          <w:rStyle w:val="SpecialCharTok"/>
-        </w:rPr>
-        <w:t xml:space="preserve">*</w:t>
-      </w:r>
-      <w:r>
-        <w:rPr>
-          <w:rStyle w:val="NormalTok"/>
-        </w:rPr>
-        <w:t xml:space="preserve"> mass_sunny </w:t>
-      </w:r>
-      <w:r>
-        <w:rPr>
-          <w:rStyle w:val="SpecialCharTok"/>
-        </w:rPr>
-        <w:t xml:space="preserve">+</w:t>
-      </w:r>
-      <w:r>
-        <w:rPr>
-          <w:rStyle w:val="NormalTok"/>
-        </w:rPr>
-        <w:t xml:space="preserve"> a_intercept</w:t>
-      </w:r>
-      <w:r>
-        <w:br/>
-      </w:r>
-      <w:r>
-        <w:rPr>
-          <w:rStyle w:val="NormalTok"/>
-        </w:rPr>
-        <w:t xml:space="preserve">area_shady </w:t>
-      </w:r>
-      <w:r>
-        <w:rPr>
-          <w:rStyle w:val="OtherTok"/>
-        </w:rPr>
-        <w:t xml:space="preserve">&lt;-</w:t>
-      </w:r>
-      <w:r>
-        <w:rPr>
-          <w:rStyle w:val="NormalTok"/>
-        </w:rPr>
-        <w:t xml:space="preserve"> b_slope </w:t>
-      </w:r>
-      <w:r>
-        <w:rPr>
-          <w:rStyle w:val="SpecialCharTok"/>
-        </w:rPr>
-        <w:t xml:space="preserve">*</w:t>
-      </w:r>
-      <w:r>
-        <w:rPr>
-          <w:rStyle w:val="NormalTok"/>
-        </w:rPr>
-        <w:t xml:space="preserve"> mass_shady </w:t>
-      </w:r>
-      <w:r>
-        <w:rPr>
-          <w:rStyle w:val="SpecialCharTok"/>
-        </w:rPr>
-        <w:t xml:space="preserve">+</w:t>
-      </w:r>
-      <w:r>
-        <w:rPr>
-          <w:rStyle w:val="NormalTok"/>
-        </w:rPr>
-        <w:t xml:space="preserve"> a_intercept</w:t>
-      </w:r>
-      <w:r>
-        <w:br/>
-      </w:r>
-      <w:r>
-        <w:br/>
-      </w:r>
-      <w:r>
-        <w:rPr>
-          <w:rStyle w:val="FunctionTok"/>
-        </w:rPr>
-        <w:t xml:space="preserve">cat</w:t>
-      </w:r>
-      <w:r>
-        <w:rPr>
-          <w:rStyle w:val="NormalTok"/>
-        </w:rPr>
-        <w:t xml:space="preserve">(</w:t>
-      </w:r>
-      <w:r>
-        <w:rPr>
-          <w:rStyle w:val="StringTok"/>
-        </w:rPr>
-        <w:t xml:space="preserve">"Sunny tracing:"</w:t>
-      </w:r>
-      <w:r>
-        <w:rPr>
-          <w:rStyle w:val="NormalTok"/>
-        </w:rPr>
-        <w:t xml:space="preserve">, mass_sunny, </w:t>
-      </w:r>
-      <w:r>
-        <w:rPr>
-          <w:rStyle w:val="StringTok"/>
-        </w:rPr>
-        <w:t xml:space="preserve">"g →"</w:t>
-      </w:r>
-      <w:r>
-        <w:rPr>
-          <w:rStyle w:val="NormalTok"/>
-        </w:rPr>
-        <w:t xml:space="preserve">,</w:t>
-      </w:r>
-      <w:r>
-        <w:br/>
-      </w:r>
-      <w:r>
-        <w:rPr>
-          <w:rStyle w:val="NormalTok"/>
-        </w:rPr>
-        <w:t xml:space="preserve">    </w:t>
-      </w:r>
-      <w:r>
-        <w:rPr>
-          <w:rStyle w:val="FunctionTok"/>
-        </w:rPr>
-        <w:t xml:space="preserve">round</w:t>
-      </w:r>
-      <w:r>
-        <w:rPr>
-          <w:rStyle w:val="NormalTok"/>
-        </w:rPr>
-        <w:t xml:space="preserve">(area_sunny, </w:t>
-      </w:r>
-      <w:r>
-        <w:rPr>
-          <w:rStyle w:val="DecValTok"/>
-        </w:rPr>
-        <w:t xml:space="preserve">2</w:t>
-      </w:r>
-      <w:r>
-        <w:rPr>
-          <w:rStyle w:val="NormalTok"/>
-        </w:rPr>
-        <w:t xml:space="preserve">), </w:t>
-      </w:r>
-      <w:r>
-        <w:rPr>
-          <w:rStyle w:val="StringTok"/>
-        </w:rPr>
-        <w:t xml:space="preserve">"cm²</w:t>
-      </w:r>
-      <w:r>
-        <w:rPr>
-          <w:rStyle w:val="SpecialCharTok"/>
-        </w:rPr>
-        <w:t xml:space="preserve">\n</w:t>
-      </w:r>
-      <w:r>
-        <w:rPr>
-          <w:rStyle w:val="StringTok"/>
-        </w:rPr>
-        <w:t xml:space="preserve">"</w:t>
-      </w:r>
-      <w:r>
-        <w:rPr>
-          <w:rStyle w:val="NormalTok"/>
-        </w:rPr>
-        <w:t xml:space="preserve">)</w:t>
-      </w:r>
-      <w:r>
-        <w:br/>
-      </w:r>
-      <w:r>
-        <w:rPr>
-          <w:rStyle w:val="FunctionTok"/>
-        </w:rPr>
-        <w:t xml:space="preserve">cat</w:t>
-      </w:r>
-      <w:r>
-        <w:rPr>
-          <w:rStyle w:val="NormalTok"/>
-        </w:rPr>
-        <w:t xml:space="preserve">(</w:t>
-      </w:r>
-      <w:r>
-        <w:rPr>
-          <w:rStyle w:val="StringTok"/>
-        </w:rPr>
-        <w:t xml:space="preserve">"Shady tracing:"</w:t>
-      </w:r>
-      <w:r>
-        <w:rPr>
-          <w:rStyle w:val="NormalTok"/>
-        </w:rPr>
-        <w:t xml:space="preserve">, mass_shady, </w:t>
-      </w:r>
-      <w:r>
-        <w:rPr>
-          <w:rStyle w:val="StringTok"/>
-        </w:rPr>
-        <w:t xml:space="preserve">"g →"</w:t>
-      </w:r>
-      <w:r>
-        <w:rPr>
-          <w:rStyle w:val="NormalTok"/>
-        </w:rPr>
-        <w:t xml:space="preserve">,</w:t>
-      </w:r>
-      <w:r>
-        <w:br/>
-      </w:r>
-      <w:r>
-        <w:rPr>
-          <w:rStyle w:val="NormalTok"/>
-        </w:rPr>
-        <w:t xml:space="preserve">    </w:t>
-      </w:r>
-      <w:r>
-        <w:rPr>
-          <w:rStyle w:val="FunctionTok"/>
-        </w:rPr>
-        <w:t xml:space="preserve">round</w:t>
-      </w:r>
-      <w:r>
-        <w:rPr>
-          <w:rStyle w:val="NormalTok"/>
-        </w:rPr>
-        <w:t xml:space="preserve">(area_shady, </w:t>
-      </w:r>
-      <w:r>
-        <w:rPr>
-          <w:rStyle w:val="DecValTok"/>
-        </w:rPr>
-        <w:t xml:space="preserve">2</w:t>
-      </w:r>
-      <w:r>
-        <w:rPr>
-          <w:rStyle w:val="NormalTok"/>
-        </w:rPr>
-        <w:t xml:space="preserve">), </w:t>
-      </w:r>
-      <w:r>
-        <w:rPr>
-          <w:rStyle w:val="StringTok"/>
-        </w:rPr>
-        <w:t xml:space="preserve">"cm²</w:t>
-      </w:r>
-      <w:r>
-        <w:rPr>
-          <w:rStyle w:val="SpecialCharTok"/>
-        </w:rPr>
-        <w:t xml:space="preserve">\n</w:t>
-      </w:r>
-      <w:r>
-        <w:rPr>
-          <w:rStyle w:val="StringTok"/>
-        </w:rPr>
-        <w:t xml:space="preserve">"</w:t>
-      </w:r>
-      <w:r>
-        <w:rPr>
-          <w:rStyle w:val="NormalTok"/>
-        </w:rPr>
-        <w:t xml:space="preserve">)</w:t>
+        <w:t xml:space="preserve">Predict first:</w:t>
+      </w:r>
+      <w:r>
+        <w:t xml:space="preserve"> </w:t>
+      </w:r>
+      <w:r>
+        <w:t xml:space="preserve">sunny tracing 0.092 g, shady 0.138 g. Which predicts the larger area? Does that match</w:t>
+      </w:r>
+      <w:r>
+        <w:t xml:space="preserve"> </w:t>
+      </w:r>
+      <w:r>
+        <w:t xml:space="preserve">“shady leaves are bigger”</w:t>
+      </w:r>
+      <w:r>
+        <w:t xml:space="preserve">? Predict before running.</w:t>
+      </w:r>
+    </w:p>
+    <w:bookmarkStart w:id="38" w:name="method-1-direct-calculation"/>
+    <w:p>
+      <w:pPr>
+        <w:pStyle w:val="Heading3"/>
+      </w:pPr>
+      <w:r>
+        <w:t xml:space="preserve">Method 1 — Direct calculation</w:t>
       </w:r>
     </w:p>
     <w:p>
       <w:pPr>
         <w:pStyle w:val="FirstParagraph"/>
       </w:pPr>
-      <w:r>
-        <w:t xml:space="preserve">✏️</w:t>
-      </w:r>
-      <w:r>
-        <w:t xml:space="preserve"> </w:t>
-      </w:r>
       <w:r>
         <w:rPr>
           <w:b/>
           <w:bCs/>
         </w:rPr>
+        <w:t xml:space="preserve">▶ Run this:</w:t>
+      </w:r>
+    </w:p>
+    <w:p>
+      <w:pPr>
+        <w:pStyle w:val="SourceCode"/>
+      </w:pPr>
+      <w:r>
+        <w:rPr>
+          <w:rStyle w:val="CommentTok"/>
+        </w:rPr>
+        <w:t xml:space="preserve"># Direct calculation using the calibration equation ----</w:t>
+      </w:r>
+      <w:r>
+        <w:br/>
+      </w:r>
+      <w:r>
+        <w:rPr>
+          <w:rStyle w:val="NormalTok"/>
+        </w:rPr>
+        <w:t xml:space="preserve">mass_sunny </w:t>
+      </w:r>
+      <w:r>
+        <w:rPr>
+          <w:rStyle w:val="OtherTok"/>
+        </w:rPr>
+        <w:t xml:space="preserve">&lt;-</w:t>
+      </w:r>
+      <w:r>
+        <w:rPr>
+          <w:rStyle w:val="NormalTok"/>
+        </w:rPr>
+        <w:t xml:space="preserve"> </w:t>
+      </w:r>
+      <w:r>
+        <w:rPr>
+          <w:rStyle w:val="FloatTok"/>
+        </w:rPr>
+        <w:t xml:space="preserve">0.092</w:t>
+      </w:r>
+      <w:r>
+        <w:rPr>
+          <w:rStyle w:val="NormalTok"/>
+        </w:rPr>
+        <w:t xml:space="preserve">   </w:t>
+      </w:r>
+      <w:r>
+        <w:rPr>
+          <w:rStyle w:val="CommentTok"/>
+        </w:rPr>
+        <w:t xml:space="preserve"># g — example sunny leaf tracing</w:t>
+      </w:r>
+      <w:r>
+        <w:br/>
+      </w:r>
+      <w:r>
+        <w:rPr>
+          <w:rStyle w:val="NormalTok"/>
+        </w:rPr>
+        <w:t xml:space="preserve">mass_shady </w:t>
+      </w:r>
+      <w:r>
+        <w:rPr>
+          <w:rStyle w:val="OtherTok"/>
+        </w:rPr>
+        <w:t xml:space="preserve">&lt;-</w:t>
+      </w:r>
+      <w:r>
+        <w:rPr>
+          <w:rStyle w:val="NormalTok"/>
+        </w:rPr>
+        <w:t xml:space="preserve"> </w:t>
+      </w:r>
+      <w:r>
+        <w:rPr>
+          <w:rStyle w:val="FloatTok"/>
+        </w:rPr>
+        <w:t xml:space="preserve">0.138</w:t>
+      </w:r>
+      <w:r>
+        <w:rPr>
+          <w:rStyle w:val="NormalTok"/>
+        </w:rPr>
+        <w:t xml:space="preserve">   </w:t>
+      </w:r>
+      <w:r>
+        <w:rPr>
+          <w:rStyle w:val="CommentTok"/>
+        </w:rPr>
+        <w:t xml:space="preserve"># g — example shady leaf tracing</w:t>
+      </w:r>
+      <w:r>
+        <w:br/>
+      </w:r>
+      <w:r>
+        <w:br/>
+      </w:r>
+      <w:r>
+        <w:rPr>
+          <w:rStyle w:val="NormalTok"/>
+        </w:rPr>
+        <w:t xml:space="preserve">area_sunny </w:t>
+      </w:r>
+      <w:r>
+        <w:rPr>
+          <w:rStyle w:val="OtherTok"/>
+        </w:rPr>
+        <w:t xml:space="preserve">&lt;-</w:t>
+      </w:r>
+      <w:r>
+        <w:rPr>
+          <w:rStyle w:val="NormalTok"/>
+        </w:rPr>
+        <w:t xml:space="preserve"> b_slope </w:t>
+      </w:r>
+      <w:r>
+        <w:rPr>
+          <w:rStyle w:val="SpecialCharTok"/>
+        </w:rPr>
+        <w:t xml:space="preserve">*</w:t>
+      </w:r>
+      <w:r>
+        <w:rPr>
+          <w:rStyle w:val="NormalTok"/>
+        </w:rPr>
+        <w:t xml:space="preserve"> mass_sunny </w:t>
+      </w:r>
+      <w:r>
+        <w:rPr>
+          <w:rStyle w:val="SpecialCharTok"/>
+        </w:rPr>
+        <w:t xml:space="preserve">+</w:t>
+      </w:r>
+      <w:r>
+        <w:rPr>
+          <w:rStyle w:val="NormalTok"/>
+        </w:rPr>
+        <w:t xml:space="preserve"> a_intercept</w:t>
+      </w:r>
+      <w:r>
+        <w:br/>
+      </w:r>
+      <w:r>
+        <w:rPr>
+          <w:rStyle w:val="NormalTok"/>
+        </w:rPr>
+        <w:t xml:space="preserve">area_shady </w:t>
+      </w:r>
+      <w:r>
+        <w:rPr>
+          <w:rStyle w:val="OtherTok"/>
+        </w:rPr>
+        <w:t xml:space="preserve">&lt;-</w:t>
+      </w:r>
+      <w:r>
+        <w:rPr>
+          <w:rStyle w:val="NormalTok"/>
+        </w:rPr>
+        <w:t xml:space="preserve"> b_slope </w:t>
+      </w:r>
+      <w:r>
+        <w:rPr>
+          <w:rStyle w:val="SpecialCharTok"/>
+        </w:rPr>
+        <w:t xml:space="preserve">*</w:t>
+      </w:r>
+      <w:r>
+        <w:rPr>
+          <w:rStyle w:val="NormalTok"/>
+        </w:rPr>
+        <w:t xml:space="preserve"> mass_shady </w:t>
+      </w:r>
+      <w:r>
+        <w:rPr>
+          <w:rStyle w:val="SpecialCharTok"/>
+        </w:rPr>
+        <w:t xml:space="preserve">+</w:t>
+      </w:r>
+      <w:r>
+        <w:rPr>
+          <w:rStyle w:val="NormalTok"/>
+        </w:rPr>
+        <w:t xml:space="preserve"> a_intercept</w:t>
+      </w:r>
+      <w:r>
+        <w:br/>
+      </w:r>
+      <w:r>
+        <w:br/>
+      </w:r>
+      <w:r>
+        <w:rPr>
+          <w:rStyle w:val="FunctionTok"/>
+        </w:rPr>
+        <w:t xml:space="preserve">cat</w:t>
+      </w:r>
+      <w:r>
+        <w:rPr>
+          <w:rStyle w:val="NormalTok"/>
+        </w:rPr>
+        <w:t xml:space="preserve">(</w:t>
+      </w:r>
+      <w:r>
+        <w:rPr>
+          <w:rStyle w:val="StringTok"/>
+        </w:rPr>
+        <w:t xml:space="preserve">"Sunny tracing:"</w:t>
+      </w:r>
+      <w:r>
+        <w:rPr>
+          <w:rStyle w:val="NormalTok"/>
+        </w:rPr>
+        <w:t xml:space="preserve">, mass_sunny, </w:t>
+      </w:r>
+      <w:r>
+        <w:rPr>
+          <w:rStyle w:val="StringTok"/>
+        </w:rPr>
+        <w:t xml:space="preserve">"g →"</w:t>
+      </w:r>
+      <w:r>
+        <w:rPr>
+          <w:rStyle w:val="NormalTok"/>
+        </w:rPr>
+        <w:t xml:space="preserve">,</w:t>
+      </w:r>
+      <w:r>
+        <w:br/>
+      </w:r>
+      <w:r>
+        <w:rPr>
+          <w:rStyle w:val="NormalTok"/>
+        </w:rPr>
+        <w:t xml:space="preserve">    </w:t>
+      </w:r>
+      <w:r>
+        <w:rPr>
+          <w:rStyle w:val="FunctionTok"/>
+        </w:rPr>
+        <w:t xml:space="preserve">round</w:t>
+      </w:r>
+      <w:r>
+        <w:rPr>
+          <w:rStyle w:val="NormalTok"/>
+        </w:rPr>
+        <w:t xml:space="preserve">(area_sunny, </w:t>
+      </w:r>
+      <w:r>
+        <w:rPr>
+          <w:rStyle w:val="DecValTok"/>
+        </w:rPr>
+        <w:t xml:space="preserve">2</w:t>
+      </w:r>
+      <w:r>
+        <w:rPr>
+          <w:rStyle w:val="NormalTok"/>
+        </w:rPr>
+        <w:t xml:space="preserve">), </w:t>
+      </w:r>
+      <w:r>
+        <w:rPr>
+          <w:rStyle w:val="StringTok"/>
+        </w:rPr>
+        <w:t xml:space="preserve">"cm²</w:t>
+      </w:r>
+      <w:r>
+        <w:rPr>
+          <w:rStyle w:val="SpecialCharTok"/>
+        </w:rPr>
+        <w:t xml:space="preserve">\n</w:t>
+      </w:r>
+      <w:r>
+        <w:rPr>
+          <w:rStyle w:val="StringTok"/>
+        </w:rPr>
+        <w:t xml:space="preserve">"</w:t>
+      </w:r>
+      <w:r>
+        <w:rPr>
+          <w:rStyle w:val="NormalTok"/>
+        </w:rPr>
+        <w:t xml:space="preserve">)</w:t>
+      </w:r>
+      <w:r>
+        <w:br/>
+      </w:r>
+      <w:r>
+        <w:rPr>
+          <w:rStyle w:val="FunctionTok"/>
+        </w:rPr>
+        <w:t xml:space="preserve">cat</w:t>
+      </w:r>
+      <w:r>
+        <w:rPr>
+          <w:rStyle w:val="NormalTok"/>
+        </w:rPr>
+        <w:t xml:space="preserve">(</w:t>
+      </w:r>
+      <w:r>
+        <w:rPr>
+          <w:rStyle w:val="StringTok"/>
+        </w:rPr>
+        <w:t xml:space="preserve">"Shady tracing:"</w:t>
+      </w:r>
+      <w:r>
+        <w:rPr>
+          <w:rStyle w:val="NormalTok"/>
+        </w:rPr>
+        <w:t xml:space="preserve">, mass_shady, </w:t>
+      </w:r>
+      <w:r>
+        <w:rPr>
+          <w:rStyle w:val="StringTok"/>
+        </w:rPr>
+        <w:t xml:space="preserve">"g →"</w:t>
+      </w:r>
+      <w:r>
+        <w:rPr>
+          <w:rStyle w:val="NormalTok"/>
+        </w:rPr>
+        <w:t xml:space="preserve">,</w:t>
+      </w:r>
+      <w:r>
+        <w:br/>
+      </w:r>
+      <w:r>
+        <w:rPr>
+          <w:rStyle w:val="NormalTok"/>
+        </w:rPr>
+        <w:t xml:space="preserve">    </w:t>
+      </w:r>
+      <w:r>
+        <w:rPr>
+          <w:rStyle w:val="FunctionTok"/>
+        </w:rPr>
+        <w:t xml:space="preserve">round</w:t>
+      </w:r>
+      <w:r>
+        <w:rPr>
+          <w:rStyle w:val="NormalTok"/>
+        </w:rPr>
+        <w:t xml:space="preserve">(area_shady, </w:t>
+      </w:r>
+      <w:r>
+        <w:rPr>
+          <w:rStyle w:val="DecValTok"/>
+        </w:rPr>
+        <w:t xml:space="preserve">2</w:t>
+      </w:r>
+      <w:r>
+        <w:rPr>
+          <w:rStyle w:val="NormalTok"/>
+        </w:rPr>
+        <w:t xml:space="preserve">), </w:t>
+      </w:r>
+      <w:r>
+        <w:rPr>
+          <w:rStyle w:val="StringTok"/>
+        </w:rPr>
+        <w:t xml:space="preserve">"cm²</w:t>
+      </w:r>
+      <w:r>
+        <w:rPr>
+          <w:rStyle w:val="SpecialCharTok"/>
+        </w:rPr>
+        <w:t xml:space="preserve">\n</w:t>
+      </w:r>
+      <w:r>
+        <w:rPr>
+          <w:rStyle w:val="StringTok"/>
+        </w:rPr>
+        <w:t xml:space="preserve">"</w:t>
+      </w:r>
+      <w:r>
+        <w:rPr>
+          <w:rStyle w:val="NormalTok"/>
+        </w:rPr>
+        <w:t xml:space="preserve">)</w:t>
+      </w:r>
+    </w:p>
+    <w:p>
+      <w:pPr>
+        <w:pStyle w:val="FirstParagraph"/>
+      </w:pPr>
+      <w:r>
+        <w:t xml:space="preserve">✏️</w:t>
+      </w:r>
+      <w:r>
+        <w:t xml:space="preserve"> </w:t>
+      </w:r>
+      <w:r>
+        <w:rPr>
+          <w:b/>
+          <w:bCs/>
+        </w:rPr>
         <w:t xml:space="preserve">Your turn:</w:t>
       </w:r>
       <w:r>
@@ -5864,8 +6350,8 @@
         <w:t xml:space="preserve">What does this tell you about the relationship between weight and area in leaves?</w:t>
       </w:r>
     </w:p>
-    <w:bookmarkEnd w:id="31"/>
-    <w:bookmarkStart w:id="32" w:name="method-2-using-predict-with-intervals"/>
+    <w:bookmarkEnd w:id="38"/>
+    <w:bookmarkStart w:id="39" w:name="method-2-using-predict-with-intervals"/>
     <w:p>
       <w:pPr>
         <w:pStyle w:val="Heading3"/>
@@ -6554,9 +7040,9 @@
         </w:pict>
       </w:r>
     </w:p>
-    <w:bookmarkEnd w:id="32"/>
-    <w:bookmarkEnd w:id="33"/>
-    <w:bookmarkStart w:id="36" w:name="X85e2ce99578c66ae539982554e7601585178bad"/>
+    <w:bookmarkEnd w:id="39"/>
+    <w:bookmarkEnd w:id="40"/>
+    <w:bookmarkStart w:id="43" w:name="X85e2ce99578c66ae539982554e7601585178bad"/>
     <w:p>
       <w:pPr>
         <w:pStyle w:val="Heading1"/>
@@ -6709,18 +7195,18 @@
                 <wp:inline>
                   <wp:extent cx="152400" cy="152400"/>
                   <wp:effectExtent b="0" l="0" r="0" t="0"/>
-                  <wp:docPr descr="" title="" id="34" name="Picture"/>
+                  <wp:docPr descr="" title="" id="41" name="Picture"/>
                   <a:graphic>
                     <a:graphicData uri="http://schemas.openxmlformats.org/drawingml/2006/picture">
                       <pic:pic>
                         <pic:nvPicPr>
-                          <pic:cNvPr descr="/Applications/Positron.app/Contents/Resources/app/quarto/share/formats/docx/tip.png" id="35" name="Picture"/>
+                          <pic:cNvPr descr="/Applications/Positron.app/Contents/Resources/app/quarto/share/formats/docx/tip.png" id="42" name="Picture"/>
                           <pic:cNvPicPr>
                             <a:picLocks noChangeArrowheads="1" noChangeAspect="1"/>
                           </pic:cNvPicPr>
                         </pic:nvPicPr>
                         <pic:blipFill>
-                          <a:blip r:embed="rId11"/>
+                          <a:blip r:embed="rId14"/>
                           <a:stretch>
                             <a:fillRect/>
                           </a:stretch>
@@ -6782,7 +7268,7 @@
             <w:r>
               <w:t xml:space="preserve"> </w:t>
             </w:r>
-            <w:hyperlink r:id="rId15">
+            <w:hyperlink r:id="rId18">
               <w:r>
                 <w:rPr>
                   <w:rStyle w:val="VerbatimChar"/>
@@ -6833,8 +7319,8 @@
         </w:pict>
       </w:r>
     </w:p>
-    <w:bookmarkEnd w:id="36"/>
-    <w:bookmarkStart w:id="37" w:name="part-13-review-and-checkpoint"/>
+    <w:bookmarkEnd w:id="43"/>
+    <w:bookmarkStart w:id="44" w:name="part-13-review-and-checkpoint"/>
     <w:p>
       <w:pPr>
         <w:pStyle w:val="Heading1"/>
@@ -6849,18 +7335,6 @@
       </w:pPr>
       <w:r>
         <w:t xml:space="preserve">At this point you should be able to:</w:t>
-      </w:r>
-    </w:p>
-    <w:p>
-      <w:pPr>
-        <w:pStyle w:val="Compact"/>
-        <w:numPr>
-          <w:ilvl w:val="0"/>
-          <w:numId w:val="1006"/>
-        </w:numPr>
-      </w:pPr>
-      <w:r>
-        <w:t xml:space="preserve">Identify the response (Y) and explanatory (X) variables for a regression problem</w:t>
       </w:r>
     </w:p>
     <w:p>
@@ -6872,7 +7346,7 @@
         </w:numPr>
       </w:pPr>
       <w:r>
-        <w:t xml:space="preserve">Make a scatter plot and assess linearity visually</w:t>
+        <w:t xml:space="preserve">Identify the response (Y) and explanatory (X) variables for a regression problem</w:t>
       </w:r>
     </w:p>
     <w:p>
@@ -6884,31 +7358,7 @@
         </w:numPr>
       </w:pPr>
       <w:r>
-        <w:t xml:space="preserve">Fit a linear regression with</w:t>
-      </w:r>
-      <w:r>
-        <w:t xml:space="preserve"> </w:t>
-      </w:r>
-      <w:r>
-        <w:rPr>
-          <w:rStyle w:val="VerbatimChar"/>
-        </w:rPr>
-        <w:t xml:space="preserve">lm(Y ~ X, data)</w:t>
-      </w:r>
-      <w:r>
-        <w:t xml:space="preserve"> </w:t>
-      </w:r>
-      <w:r>
-        <w:t xml:space="preserve">and call</w:t>
-      </w:r>
-      <w:r>
-        <w:t xml:space="preserve"> </w:t>
-      </w:r>
-      <w:r>
-        <w:rPr>
-          <w:rStyle w:val="VerbatimChar"/>
-        </w:rPr>
-        <w:t xml:space="preserve">summary()</w:t>
+        <w:t xml:space="preserve">Make a scatter plot and assess linearity visually</w:t>
       </w:r>
     </w:p>
     <w:p>
@@ -6920,7 +7370,31 @@
         </w:numPr>
       </w:pPr>
       <w:r>
-        <w:t xml:space="preserve">Extract slope, intercept, and R² from the model</w:t>
+        <w:t xml:space="preserve">Fit a linear regression with</w:t>
+      </w:r>
+      <w:r>
+        <w:t xml:space="preserve"> </w:t>
+      </w:r>
+      <w:r>
+        <w:rPr>
+          <w:rStyle w:val="VerbatimChar"/>
+        </w:rPr>
+        <w:t xml:space="preserve">lm(Y ~ X, data)</w:t>
+      </w:r>
+      <w:r>
+        <w:t xml:space="preserve"> </w:t>
+      </w:r>
+      <w:r>
+        <w:t xml:space="preserve">and call</w:t>
+      </w:r>
+      <w:r>
+        <w:t xml:space="preserve"> </w:t>
+      </w:r>
+      <w:r>
+        <w:rPr>
+          <w:rStyle w:val="VerbatimChar"/>
+        </w:rPr>
+        <w:t xml:space="preserve">summary()</w:t>
       </w:r>
     </w:p>
     <w:p>
@@ -6932,7 +7406,7 @@
         </w:numPr>
       </w:pPr>
       <w:r>
-        <w:t xml:space="preserve">Interpret slope, intercept, t-value, p-value, and R² in biological terms</w:t>
+        <w:t xml:space="preserve">Extract slope, intercept, and R² from the model</w:t>
       </w:r>
     </w:p>
     <w:p>
@@ -6944,31 +7418,7 @@
         </w:numPr>
       </w:pPr>
       <w:r>
-        <w:t xml:space="preserve">Add fitted values and residuals to a data frame with</w:t>
-      </w:r>
-      <w:r>
-        <w:t xml:space="preserve"> </w:t>
-      </w:r>
-      <w:r>
-        <w:rPr>
-          <w:rStyle w:val="VerbatimChar"/>
-        </w:rPr>
-        <w:t xml:space="preserve">fitted()</w:t>
-      </w:r>
-      <w:r>
-        <w:t xml:space="preserve"> </w:t>
-      </w:r>
-      <w:r>
-        <w:t xml:space="preserve">and</w:t>
-      </w:r>
-      <w:r>
-        <w:t xml:space="preserve"> </w:t>
-      </w:r>
-      <w:r>
-        <w:rPr>
-          <w:rStyle w:val="VerbatimChar"/>
-        </w:rPr>
-        <w:t xml:space="preserve">residuals()</w:t>
+        <w:t xml:space="preserve">Interpret slope, intercept, t-value, p-value, and R² in biological terms</w:t>
       </w:r>
     </w:p>
     <w:p>
@@ -6980,7 +7430,31 @@
         </w:numPr>
       </w:pPr>
       <w:r>
-        <w:t xml:space="preserve">Check the residual vs fitted plot for linearity and equal variance</w:t>
+        <w:t xml:space="preserve">Add fitted values and residuals to a data frame with</w:t>
+      </w:r>
+      <w:r>
+        <w:t xml:space="preserve"> </w:t>
+      </w:r>
+      <w:r>
+        <w:rPr>
+          <w:rStyle w:val="VerbatimChar"/>
+        </w:rPr>
+        <w:t xml:space="preserve">fitted()</w:t>
+      </w:r>
+      <w:r>
+        <w:t xml:space="preserve"> </w:t>
+      </w:r>
+      <w:r>
+        <w:t xml:space="preserve">and</w:t>
+      </w:r>
+      <w:r>
+        <w:t xml:space="preserve"> </w:t>
+      </w:r>
+      <w:r>
+        <w:rPr>
+          <w:rStyle w:val="VerbatimChar"/>
+        </w:rPr>
+        <w:t xml:space="preserve">residuals()</w:t>
       </w:r>
     </w:p>
     <w:p>
@@ -6992,23 +7466,7 @@
         </w:numPr>
       </w:pPr>
       <w:r>
-        <w:t xml:space="preserve">Check the QQ plot and Shapiro-Wilk on</w:t>
-      </w:r>
-      <w:r>
-        <w:t xml:space="preserve"> </w:t>
-      </w:r>
-      <w:r>
-        <w:rPr>
-          <w:b/>
-          <w:bCs/>
-        </w:rPr>
-        <w:t xml:space="preserve">residuals</w:t>
-      </w:r>
-      <w:r>
-        <w:t xml:space="preserve"> </w:t>
-      </w:r>
-      <w:r>
-        <w:t xml:space="preserve">for normality</w:t>
+        <w:t xml:space="preserve">Check the residual vs fitted plot for linearity and equal variance</w:t>
       </w:r>
     </w:p>
     <w:p>
@@ -7020,22 +7478,23 @@
         </w:numPr>
       </w:pPr>
       <w:r>
-        <w:t xml:space="preserve">Use</w:t>
-      </w:r>
-      <w:r>
-        <w:t xml:space="preserve"> </w:t>
-      </w:r>
-      <w:r>
-        <w:rPr>
-          <w:rStyle w:val="VerbatimChar"/>
-        </w:rPr>
-        <w:t xml:space="preserve">coef(model)</w:t>
-      </w:r>
-      <w:r>
-        <w:t xml:space="preserve"> </w:t>
-      </w:r>
-      <w:r>
-        <w:t xml:space="preserve">to write the prediction equation</w:t>
+        <w:t xml:space="preserve">Check the QQ plot and Shapiro-Wilk on</w:t>
+      </w:r>
+      <w:r>
+        <w:t xml:space="preserve"> </w:t>
+      </w:r>
+      <w:r>
+        <w:rPr>
+          <w:b/>
+          <w:bCs/>
+        </w:rPr>
+        <w:t xml:space="preserve">residuals</w:t>
+      </w:r>
+      <w:r>
+        <w:t xml:space="preserve"> </w:t>
+      </w:r>
+      <w:r>
+        <w:t xml:space="preserve">for normality</w:t>
       </w:r>
     </w:p>
     <w:p>
@@ -7056,13 +7515,13 @@
         <w:rPr>
           <w:rStyle w:val="VerbatimChar"/>
         </w:rPr>
-        <w:t xml:space="preserve">predict(model, newdata, interval = "prediction")</w:t>
-      </w:r>
-      <w:r>
-        <w:t xml:space="preserve"> </w:t>
-      </w:r>
-      <w:r>
-        <w:t xml:space="preserve">for predictions with uncertainty</w:t>
+        <w:t xml:space="preserve">coef(model)</w:t>
+      </w:r>
+      <w:r>
+        <w:t xml:space="preserve"> </w:t>
+      </w:r>
+      <w:r>
+        <w:t xml:space="preserve">to write the prediction equation</w:t>
       </w:r>
     </w:p>
     <w:p>
@@ -7074,1183 +7533,22 @@
         </w:numPr>
       </w:pPr>
       <w:r>
-        <w:t xml:space="preserve">Write a complete scientific results paragraph with F, df, p, R², and equation</w:t>
-      </w:r>
-    </w:p>
-    <w:p>
-      <w:pPr>
-        <w:pStyle w:val="FirstParagraph"/>
-      </w:pPr>
-      <w:r>
-        <w:t xml:space="preserve">✏️</w:t>
-      </w:r>
-      <w:r>
-        <w:t xml:space="preserve"> </w:t>
-      </w:r>
-      <w:r>
-        <w:rPr>
-          <w:b/>
-          <w:bCs/>
-        </w:rPr>
-        <w:t xml:space="preserve">Your turn — before you move on:</w:t>
-      </w:r>
-      <w:r>
-        <w:t xml:space="preserve"> </w:t>
-      </w:r>
-      <w:r>
-        <w:t xml:space="preserve">Run your entire script with</w:t>
-      </w:r>
-      <w:r>
-        <w:t xml:space="preserve"> </w:t>
-      </w:r>
-      <w:r>
-        <w:rPr>
-          <w:b/>
-          <w:bCs/>
-        </w:rPr>
-        <w:t xml:space="preserve">Ctrl/Cmd + Shift + Enter</w:t>
-      </w:r>
-      <w:r>
-        <w:t xml:space="preserve">. Does it run from top to bottom without errors?</w:t>
-      </w:r>
-    </w:p>
-    <w:p>
-      <w:pPr>
-        <w:pStyle w:val="SourceCode"/>
-      </w:pPr>
+        <w:t xml:space="preserve">Use</w:t>
+      </w:r>
+      <w:r>
+        <w:t xml:space="preserve"> </w:t>
+      </w:r>
       <w:r>
         <w:rPr>
           <w:rStyle w:val="VerbatimChar"/>
         </w:rPr>
-        <w:t xml:space="preserve">Ran cleanly?  Y / N</w:t>
-      </w:r>
-      <w:r>
-        <w:br/>
-      </w:r>
-      <w:r>
-        <w:rPr>
-          <w:rStyle w:val="VerbatimChar"/>
-        </w:rPr>
-        <w:t xml:space="preserve">If not, what error appeared:</w:t>
-      </w:r>
-    </w:p>
-    <w:p>
-      <w:r>
-        <w:pict>
-          <v:rect style="width:0;height:1.5pt" o:hralign="center" o:hrstd="t" o:hr="t"/>
-        </w:pict>
-      </w:r>
-    </w:p>
-    <w:bookmarkEnd w:id="37"/>
-    <w:bookmarkStart w:id="42" w:name="part-14-going-further"/>
-    <w:p>
-      <w:pPr>
-        <w:pStyle w:val="Heading1"/>
-      </w:pPr>
-      <w:r>
-        <w:t xml:space="preserve">Part 14 · Going further</w:t>
-      </w:r>
-    </w:p>
-    <w:p>
-      <w:pPr>
-        <w:pStyle w:val="BlockText"/>
-      </w:pPr>
-      <w:r>
-        <w:t xml:space="preserve">This section is optional — work through it if you finish early or want to push deeper.</w:t>
-      </w:r>
-    </w:p>
-    <w:bookmarkStart w:id="38" w:name="explore-the-fit-at-each-area-group"/>
-    <w:p>
-      <w:pPr>
-        <w:pStyle w:val="Heading3"/>
-      </w:pPr>
-      <w:r>
-        <w:t xml:space="preserve">Explore the fit at each area group</w:t>
-      </w:r>
-    </w:p>
-    <w:p>
-      <w:pPr>
-        <w:pStyle w:val="FirstParagraph"/>
-      </w:pPr>
-      <w:r>
-        <w:rPr>
-          <w:b/>
-          <w:bCs/>
-        </w:rPr>
-        <w:t xml:space="preserve">▶ Try this:</w:t>
-      </w:r>
-    </w:p>
-    <w:p>
-      <w:pPr>
-        <w:pStyle w:val="SourceCode"/>
-      </w:pPr>
-      <w:r>
-        <w:rPr>
-          <w:rStyle w:val="CommentTok"/>
-        </w:rPr>
-        <w:t xml:space="preserve"># How well does the model fit within each area group? --</w:t>
-      </w:r>
-      <w:r>
-        <w:br/>
-      </w:r>
-      <w:r>
-        <w:rPr>
-          <w:rStyle w:val="NormalTok"/>
-        </w:rPr>
-        <w:t xml:space="preserve">paper_df </w:t>
-      </w:r>
-      <w:r>
-        <w:rPr>
-          <w:rStyle w:val="SpecialCharTok"/>
-        </w:rPr>
-        <w:t xml:space="preserve">%&gt;%</w:t>
-      </w:r>
-      <w:r>
-        <w:br/>
-      </w:r>
-      <w:r>
-        <w:rPr>
-          <w:rStyle w:val="NormalTok"/>
-        </w:rPr>
-        <w:t xml:space="preserve">  </w:t>
-      </w:r>
-      <w:r>
-        <w:rPr>
-          <w:rStyle w:val="FunctionTok"/>
-        </w:rPr>
-        <w:t xml:space="preserve">mutate</w:t>
-      </w:r>
-      <w:r>
-        <w:rPr>
-          <w:rStyle w:val="NormalTok"/>
-        </w:rPr>
-        <w:t xml:space="preserve">(</w:t>
-      </w:r>
-      <w:r>
-        <w:br/>
-      </w:r>
-      <w:r>
-        <w:rPr>
-          <w:rStyle w:val="NormalTok"/>
-        </w:rPr>
-        <w:t xml:space="preserve">    </w:t>
-      </w:r>
-      <w:r>
-        <w:rPr>
-          <w:rStyle w:val="AttributeTok"/>
-        </w:rPr>
-        <w:t xml:space="preserve">predicted =</w:t>
-      </w:r>
-      <w:r>
-        <w:rPr>
-          <w:rStyle w:val="NormalTok"/>
-        </w:rPr>
-        <w:t xml:space="preserve"> </w:t>
-      </w:r>
-      <w:r>
-        <w:rPr>
-          <w:rStyle w:val="FunctionTok"/>
-        </w:rPr>
-        <w:t xml:space="preserve">fitted</w:t>
-      </w:r>
-      <w:r>
-        <w:rPr>
-          <w:rStyle w:val="NormalTok"/>
-        </w:rPr>
-        <w:t xml:space="preserve">(paper_lm_model),</w:t>
-      </w:r>
-      <w:r>
-        <w:br/>
-      </w:r>
-      <w:r>
-        <w:rPr>
-          <w:rStyle w:val="NormalTok"/>
-        </w:rPr>
-        <w:t xml:space="preserve">    </w:t>
-      </w:r>
-      <w:r>
-        <w:rPr>
-          <w:rStyle w:val="AttributeTok"/>
-        </w:rPr>
-        <w:t xml:space="preserve">residual  =</w:t>
-      </w:r>
-      <w:r>
-        <w:rPr>
-          <w:rStyle w:val="NormalTok"/>
-        </w:rPr>
-        <w:t xml:space="preserve"> </w:t>
-      </w:r>
-      <w:r>
-        <w:rPr>
-          <w:rStyle w:val="FunctionTok"/>
-        </w:rPr>
-        <w:t xml:space="preserve">residuals</w:t>
-      </w:r>
-      <w:r>
-        <w:rPr>
-          <w:rStyle w:val="NormalTok"/>
-        </w:rPr>
-        <w:t xml:space="preserve">(paper_lm_model)</w:t>
-      </w:r>
-      <w:r>
-        <w:br/>
-      </w:r>
-      <w:r>
-        <w:rPr>
-          <w:rStyle w:val="NormalTok"/>
-        </w:rPr>
-        <w:t xml:space="preserve">  ) </w:t>
-      </w:r>
-      <w:r>
-        <w:rPr>
-          <w:rStyle w:val="SpecialCharTok"/>
-        </w:rPr>
-        <w:t xml:space="preserve">%&gt;%</w:t>
-      </w:r>
-      <w:r>
-        <w:br/>
-      </w:r>
-      <w:r>
-        <w:rPr>
-          <w:rStyle w:val="NormalTok"/>
-        </w:rPr>
-        <w:t xml:space="preserve">  </w:t>
-      </w:r>
-      <w:r>
-        <w:rPr>
-          <w:rStyle w:val="FunctionTok"/>
-        </w:rPr>
-        <w:t xml:space="preserve">group_by</w:t>
-      </w:r>
-      <w:r>
-        <w:rPr>
-          <w:rStyle w:val="NormalTok"/>
-        </w:rPr>
-        <w:t xml:space="preserve">(area_cm2) </w:t>
-      </w:r>
-      <w:r>
-        <w:rPr>
-          <w:rStyle w:val="SpecialCharTok"/>
-        </w:rPr>
-        <w:t xml:space="preserve">%&gt;%</w:t>
-      </w:r>
-      <w:r>
-        <w:br/>
-      </w:r>
-      <w:r>
-        <w:rPr>
-          <w:rStyle w:val="NormalTok"/>
-        </w:rPr>
-        <w:t xml:space="preserve">  </w:t>
-      </w:r>
-      <w:r>
-        <w:rPr>
-          <w:rStyle w:val="FunctionTok"/>
-        </w:rPr>
-        <w:t xml:space="preserve">summarize</w:t>
-      </w:r>
-      <w:r>
-        <w:rPr>
-          <w:rStyle w:val="NormalTok"/>
-        </w:rPr>
-        <w:t xml:space="preserve">(</w:t>
-      </w:r>
-      <w:r>
-        <w:br/>
-      </w:r>
-      <w:r>
-        <w:rPr>
-          <w:rStyle w:val="NormalTok"/>
-        </w:rPr>
-        <w:t xml:space="preserve">    </w:t>
-      </w:r>
-      <w:r>
-        <w:rPr>
-          <w:rStyle w:val="AttributeTok"/>
-        </w:rPr>
-        <w:t xml:space="preserve">n             =</w:t>
-      </w:r>
-      <w:r>
-        <w:rPr>
-          <w:rStyle w:val="NormalTok"/>
-        </w:rPr>
-        <w:t xml:space="preserve"> </w:t>
-      </w:r>
-      <w:r>
-        <w:rPr>
-          <w:rStyle w:val="FunctionTok"/>
-        </w:rPr>
-        <w:t xml:space="preserve">n</w:t>
-      </w:r>
-      <w:r>
-        <w:rPr>
-          <w:rStyle w:val="NormalTok"/>
-        </w:rPr>
-        <w:t xml:space="preserve">(),</w:t>
-      </w:r>
-      <w:r>
-        <w:br/>
-      </w:r>
-      <w:r>
-        <w:rPr>
-          <w:rStyle w:val="NormalTok"/>
-        </w:rPr>
-        <w:t xml:space="preserve">    </w:t>
-      </w:r>
-      <w:r>
-        <w:rPr>
-          <w:rStyle w:val="AttributeTok"/>
-        </w:rPr>
-        <w:t xml:space="preserve">mean_resid    =</w:t>
-      </w:r>
-      <w:r>
-        <w:rPr>
-          <w:rStyle w:val="NormalTok"/>
-        </w:rPr>
-        <w:t xml:space="preserve"> </w:t>
-      </w:r>
-      <w:r>
-        <w:rPr>
-          <w:rStyle w:val="FunctionTok"/>
-        </w:rPr>
-        <w:t xml:space="preserve">round</w:t>
-      </w:r>
-      <w:r>
-        <w:rPr>
-          <w:rStyle w:val="NormalTok"/>
-        </w:rPr>
-        <w:t xml:space="preserve">(</w:t>
-      </w:r>
-      <w:r>
-        <w:rPr>
-          <w:rStyle w:val="FunctionTok"/>
-        </w:rPr>
-        <w:t xml:space="preserve">mean</w:t>
-      </w:r>
-      <w:r>
-        <w:rPr>
-          <w:rStyle w:val="NormalTok"/>
-        </w:rPr>
-        <w:t xml:space="preserve">(residual), </w:t>
-      </w:r>
-      <w:r>
-        <w:rPr>
-          <w:rStyle w:val="DecValTok"/>
-        </w:rPr>
-        <w:t xml:space="preserve">4</w:t>
-      </w:r>
-      <w:r>
-        <w:rPr>
-          <w:rStyle w:val="NormalTok"/>
-        </w:rPr>
-        <w:t xml:space="preserve">),</w:t>
-      </w:r>
-      <w:r>
-        <w:br/>
-      </w:r>
-      <w:r>
-        <w:rPr>
-          <w:rStyle w:val="NormalTok"/>
-        </w:rPr>
-        <w:t xml:space="preserve">    </w:t>
-      </w:r>
-      <w:r>
-        <w:rPr>
-          <w:rStyle w:val="AttributeTok"/>
-        </w:rPr>
-        <w:t xml:space="preserve">max_abs_resid =</w:t>
-      </w:r>
-      <w:r>
-        <w:rPr>
-          <w:rStyle w:val="NormalTok"/>
-        </w:rPr>
-        <w:t xml:space="preserve"> </w:t>
-      </w:r>
-      <w:r>
-        <w:rPr>
-          <w:rStyle w:val="FunctionTok"/>
-        </w:rPr>
-        <w:t xml:space="preserve">round</w:t>
-      </w:r>
-      <w:r>
-        <w:rPr>
-          <w:rStyle w:val="NormalTok"/>
-        </w:rPr>
-        <w:t xml:space="preserve">(</w:t>
-      </w:r>
-      <w:r>
-        <w:rPr>
-          <w:rStyle w:val="FunctionTok"/>
-        </w:rPr>
-        <w:t xml:space="preserve">max</w:t>
-      </w:r>
-      <w:r>
-        <w:rPr>
-          <w:rStyle w:val="NormalTok"/>
-        </w:rPr>
-        <w:t xml:space="preserve">(</w:t>
-      </w:r>
-      <w:r>
-        <w:rPr>
-          <w:rStyle w:val="FunctionTok"/>
-        </w:rPr>
-        <w:t xml:space="preserve">abs</w:t>
-      </w:r>
-      <w:r>
-        <w:rPr>
-          <w:rStyle w:val="NormalTok"/>
-        </w:rPr>
-        <w:t xml:space="preserve">(residual)), </w:t>
-      </w:r>
-      <w:r>
-        <w:rPr>
-          <w:rStyle w:val="DecValTok"/>
-        </w:rPr>
-        <w:t xml:space="preserve">4</w:t>
-      </w:r>
-      <w:r>
-        <w:rPr>
-          <w:rStyle w:val="NormalTok"/>
-        </w:rPr>
-        <w:t xml:space="preserve">)</w:t>
-      </w:r>
-      <w:r>
-        <w:br/>
-      </w:r>
-      <w:r>
-        <w:rPr>
-          <w:rStyle w:val="NormalTok"/>
-        </w:rPr>
-        <w:t xml:space="preserve">  )</w:t>
-      </w:r>
-    </w:p>
-    <w:p>
-      <w:pPr>
-        <w:pStyle w:val="FirstParagraph"/>
-      </w:pPr>
-      <w:r>
-        <w:t xml:space="preserve">✏️</w:t>
-      </w:r>
-      <w:r>
-        <w:t xml:space="preserve"> </w:t>
-      </w:r>
-      <w:r>
-        <w:rPr>
-          <w:b/>
-          <w:bCs/>
-        </w:rPr>
-        <w:t xml:space="preserve">Your turn:</w:t>
-      </w:r>
-      <w:r>
-        <w:t xml:space="preserve"> </w:t>
-      </w:r>
-      <w:r>
-        <w:t xml:space="preserve">Are the residuals larger at bigger area values? What does that pattern (or lack of it) tell you about the equal-variance assumption?</w:t>
-      </w:r>
-    </w:p>
-    <w:p>
-      <w:pPr>
-        <w:pStyle w:val="SourceCode"/>
-      </w:pPr>
-      <w:r>
-        <w:rPr>
-          <w:rStyle w:val="VerbatimChar"/>
-        </w:rPr>
-        <w:t xml:space="preserve">Your observation:</w:t>
-      </w:r>
-    </w:p>
-    <w:bookmarkEnd w:id="38"/>
-    <w:bookmarkStart w:id="39" w:name="prediction-for-a-real-leaf-tracing"/>
-    <w:p>
-      <w:pPr>
-        <w:pStyle w:val="Heading3"/>
-      </w:pPr>
-      <w:r>
-        <w:t xml:space="preserve">Prediction for a real leaf tracing</w:t>
-      </w:r>
-    </w:p>
-    <w:p>
-      <w:pPr>
-        <w:pStyle w:val="FirstParagraph"/>
-      </w:pPr>
-      <w:r>
-        <w:t xml:space="preserve">Suppose you traced a leaf onto the same type of paper used in the calibration, cut it out, and weighed it. The tracing weighs</w:t>
-      </w:r>
-      <w:r>
-        <w:t xml:space="preserve"> </w:t>
-      </w:r>
-      <w:r>
-        <w:rPr>
-          <w:b/>
-          <w:bCs/>
-        </w:rPr>
-        <w:t xml:space="preserve">0.175 g</w:t>
-      </w:r>
-      <w:r>
-        <w:t xml:space="preserve">.</w:t>
-      </w:r>
-    </w:p>
-    <w:p>
-      <w:pPr>
-        <w:pStyle w:val="BodyText"/>
-      </w:pPr>
-      <w:r>
-        <w:rPr>
-          <w:b/>
-          <w:bCs/>
-        </w:rPr>
-        <w:t xml:space="preserve">▶ Try this:</w:t>
-      </w:r>
-    </w:p>
-    <w:p>
-      <w:pPr>
-        <w:pStyle w:val="SourceCode"/>
-      </w:pPr>
-      <w:r>
-        <w:rPr>
-          <w:rStyle w:val="CommentTok"/>
-        </w:rPr>
-        <w:t xml:space="preserve"># Predict area for your leaf tracing -------------------</w:t>
-      </w:r>
-      <w:r>
-        <w:br/>
-      </w:r>
-      <w:r>
-        <w:rPr>
-          <w:rStyle w:val="NormalTok"/>
-        </w:rPr>
-        <w:t xml:space="preserve">my_tracing </w:t>
-      </w:r>
-      <w:r>
-        <w:rPr>
-          <w:rStyle w:val="OtherTok"/>
-        </w:rPr>
-        <w:t xml:space="preserve">&lt;-</w:t>
-      </w:r>
-      <w:r>
-        <w:rPr>
-          <w:rStyle w:val="NormalTok"/>
-        </w:rPr>
-        <w:t xml:space="preserve"> </w:t>
-      </w:r>
-      <w:r>
-        <w:rPr>
-          <w:rStyle w:val="FunctionTok"/>
-        </w:rPr>
-        <w:t xml:space="preserve">tibble</w:t>
-      </w:r>
-      <w:r>
-        <w:rPr>
-          <w:rStyle w:val="NormalTok"/>
-        </w:rPr>
-        <w:t xml:space="preserve">(</w:t>
-      </w:r>
-      <w:r>
-        <w:rPr>
-          <w:rStyle w:val="AttributeTok"/>
-        </w:rPr>
-        <w:t xml:space="preserve">mass_g =</w:t>
-      </w:r>
-      <w:r>
-        <w:rPr>
-          <w:rStyle w:val="NormalTok"/>
-        </w:rPr>
-        <w:t xml:space="preserve"> </w:t>
-      </w:r>
-      <w:r>
-        <w:rPr>
-          <w:rStyle w:val="FloatTok"/>
-        </w:rPr>
-        <w:t xml:space="preserve">0.175</w:t>
-      </w:r>
-      <w:r>
-        <w:rPr>
-          <w:rStyle w:val="NormalTok"/>
-        </w:rPr>
-        <w:t xml:space="preserve">)</w:t>
-      </w:r>
-      <w:r>
-        <w:br/>
-      </w:r>
-      <w:r>
-        <w:br/>
-      </w:r>
-      <w:r>
-        <w:rPr>
-          <w:rStyle w:val="FunctionTok"/>
-        </w:rPr>
-        <w:t xml:space="preserve">predict</w:t>
-      </w:r>
-      <w:r>
-        <w:rPr>
-          <w:rStyle w:val="NormalTok"/>
-        </w:rPr>
-        <w:t xml:space="preserve">(paper_lm_model,</w:t>
-      </w:r>
-      <w:r>
-        <w:br/>
-      </w:r>
-      <w:r>
-        <w:rPr>
-          <w:rStyle w:val="NormalTok"/>
-        </w:rPr>
-        <w:t xml:space="preserve">        </w:t>
-      </w:r>
-      <w:r>
-        <w:rPr>
-          <w:rStyle w:val="AttributeTok"/>
-        </w:rPr>
-        <w:t xml:space="preserve">newdata  =</w:t>
-      </w:r>
-      <w:r>
-        <w:rPr>
-          <w:rStyle w:val="NormalTok"/>
-        </w:rPr>
-        <w:t xml:space="preserve"> my_tracing,</w:t>
-      </w:r>
-      <w:r>
-        <w:br/>
-      </w:r>
-      <w:r>
-        <w:rPr>
-          <w:rStyle w:val="NormalTok"/>
-        </w:rPr>
-        <w:t xml:space="preserve">        </w:t>
-      </w:r>
-      <w:r>
-        <w:rPr>
-          <w:rStyle w:val="AttributeTok"/>
-        </w:rPr>
-        <w:t xml:space="preserve">interval =</w:t>
-      </w:r>
-      <w:r>
-        <w:rPr>
-          <w:rStyle w:val="NormalTok"/>
-        </w:rPr>
-        <w:t xml:space="preserve"> </w:t>
-      </w:r>
-      <w:r>
-        <w:rPr>
-          <w:rStyle w:val="StringTok"/>
-        </w:rPr>
-        <w:t xml:space="preserve">"prediction"</w:t>
-      </w:r>
-      <w:r>
-        <w:rPr>
-          <w:rStyle w:val="NormalTok"/>
-        </w:rPr>
-        <w:t xml:space="preserve">) </w:t>
-      </w:r>
-      <w:r>
-        <w:rPr>
-          <w:rStyle w:val="SpecialCharTok"/>
-        </w:rPr>
-        <w:t xml:space="preserve">%&gt;%</w:t>
-      </w:r>
-      <w:r>
-        <w:br/>
-      </w:r>
-      <w:r>
-        <w:rPr>
-          <w:rStyle w:val="NormalTok"/>
-        </w:rPr>
-        <w:t xml:space="preserve">  </w:t>
-      </w:r>
-      <w:r>
-        <w:rPr>
-          <w:rStyle w:val="FunctionTok"/>
-        </w:rPr>
-        <w:t xml:space="preserve">round</w:t>
-      </w:r>
-      <w:r>
-        <w:rPr>
-          <w:rStyle w:val="NormalTok"/>
-        </w:rPr>
-        <w:t xml:space="preserve">(</w:t>
-      </w:r>
-      <w:r>
-        <w:rPr>
-          <w:rStyle w:val="DecValTok"/>
-        </w:rPr>
-        <w:t xml:space="preserve">2</w:t>
-      </w:r>
-      <w:r>
-        <w:rPr>
-          <w:rStyle w:val="NormalTok"/>
-        </w:rPr>
-        <w:t xml:space="preserve">)</w:t>
-      </w:r>
-    </w:p>
-    <w:p>
-      <w:pPr>
-        <w:pStyle w:val="FirstParagraph"/>
-      </w:pPr>
-      <w:r>
-        <w:t xml:space="preserve">✏️</w:t>
-      </w:r>
-      <w:r>
-        <w:t xml:space="preserve"> </w:t>
-      </w:r>
-      <w:r>
-        <w:rPr>
-          <w:b/>
-          <w:bCs/>
-        </w:rPr>
-        <w:t xml:space="preserve">Your turn:</w:t>
-      </w:r>
-      <w:r>
-        <w:t xml:space="preserve"> </w:t>
-      </w:r>
-      <w:r>
-        <w:t xml:space="preserve">What is the predicted leaf area? What is the 95% prediction interval? How confident are you in this prediction?</w:t>
-      </w:r>
-    </w:p>
-    <w:p>
-      <w:pPr>
-        <w:pStyle w:val="SourceCode"/>
-      </w:pPr>
-      <w:r>
-        <w:rPr>
-          <w:rStyle w:val="VerbatimChar"/>
-        </w:rPr>
-        <w:t xml:space="preserve">Predicted area:</w:t>
-      </w:r>
-      <w:r>
-        <w:br/>
-      </w:r>
-      <w:r>
-        <w:rPr>
-          <w:rStyle w:val="VerbatimChar"/>
-        </w:rPr>
-        <w:t xml:space="preserve">95% prediction interval:  _____ to _____ cm²</w:t>
-      </w:r>
-      <w:r>
-        <w:br/>
-      </w:r>
-      <w:r>
-        <w:rPr>
-          <w:rStyle w:val="VerbatimChar"/>
-        </w:rPr>
-        <w:t xml:space="preserve">Confidence in prediction:</w:t>
-      </w:r>
-    </w:p>
-    <w:bookmarkEnd w:id="39"/>
-    <w:bookmarkStart w:id="40" w:name="extrapolation-warning"/>
-    <w:p>
-      <w:pPr>
-        <w:pStyle w:val="Heading3"/>
-      </w:pPr>
-      <w:r>
-        <w:t xml:space="preserve">Extrapolation warning</w:t>
-      </w:r>
-    </w:p>
-    <w:p>
-      <w:pPr>
-        <w:pStyle w:val="FirstParagraph"/>
-      </w:pPr>
-      <w:r>
-        <w:t xml:space="preserve">The calibration data ranges from 1 to 567 cm². Suppose a very large leaf tracing weighs 5.2 g.</w:t>
-      </w:r>
-    </w:p>
-    <w:p>
-      <w:pPr>
-        <w:pStyle w:val="BodyText"/>
-      </w:pPr>
-      <w:r>
-        <w:t xml:space="preserve">✏️</w:t>
-      </w:r>
-      <w:r>
-        <w:t xml:space="preserve"> </w:t>
-      </w:r>
-      <w:r>
-        <w:rPr>
-          <w:b/>
-          <w:bCs/>
-        </w:rPr>
-        <w:t xml:space="preserve">Your turn:</w:t>
-      </w:r>
-      <w:r>
-        <w:t xml:space="preserve"> </w:t>
-      </w:r>
-      <w:r>
-        <w:t xml:space="preserve">Would you trust a prediction for a tracing mass of 5.2 g? Why or why not? (Hint: what is the largest mass in the calibration data?)</w:t>
-      </w:r>
-    </w:p>
-    <w:p>
-      <w:pPr>
-        <w:pStyle w:val="SourceCode"/>
-      </w:pPr>
-      <w:r>
-        <w:rPr>
-          <w:rStyle w:val="VerbatimChar"/>
-        </w:rPr>
-        <w:t xml:space="preserve">Max mass in calibration data:</w:t>
-      </w:r>
-      <w:r>
-        <w:br/>
-      </w:r>
-      <w:r>
-        <w:rPr>
-          <w:rStyle w:val="VerbatimChar"/>
-        </w:rPr>
-        <w:t xml:space="preserve">Is 5.2 g within the calibration range?  Y / N</w:t>
-      </w:r>
-      <w:r>
-        <w:br/>
-      </w:r>
-      <w:r>
-        <w:rPr>
-          <w:rStyle w:val="VerbatimChar"/>
-        </w:rPr>
-        <w:t xml:space="preserve">Should you predict at 5.2 g?  Y / N</w:t>
-      </w:r>
-      <w:r>
-        <w:br/>
-      </w:r>
-      <w:r>
-        <w:rPr>
-          <w:rStyle w:val="VerbatimChar"/>
-        </w:rPr>
-        <w:t xml:space="preserve">Why:</w:t>
-      </w:r>
-    </w:p>
-    <w:p>
-      <w:pPr>
-        <w:pStyle w:val="BlockText"/>
-      </w:pPr>
-      <w:r>
-        <w:t xml:space="preserve">📖</w:t>
-      </w:r>
-      <w:r>
-        <w:t xml:space="preserve"> </w:t>
-      </w:r>
-      <w:r>
-        <w:rPr>
-          <w:b/>
-          <w:bCs/>
-        </w:rPr>
-        <w:t xml:space="preserve">Whitlock &amp; Schluter §17.2 p. 550:</w:t>
-      </w:r>
-      <w:r>
-        <w:t xml:space="preserve"> </w:t>
-      </w:r>
-      <w:r>
-        <w:rPr>
-          <w:i/>
-          <w:iCs/>
-        </w:rPr>
-        <w:t xml:space="preserve">“Extrapolation is the prediction of Y at values of X beyond the range of X-values in the data. Extrapolation is problematic because there is no way to ensure the relationship between X and Y continues to be linear.”</w:t>
-      </w:r>
-    </w:p>
-    <w:bookmarkEnd w:id="40"/>
-    <w:bookmarkStart w:id="41" w:name="connect-to-worksheet-04"/>
-    <w:p>
-      <w:pPr>
-        <w:pStyle w:val="Heading3"/>
-      </w:pPr>
-      <w:r>
-        <w:t xml:space="preserve">Connect to Worksheet 04</w:t>
-      </w:r>
-    </w:p>
-    <w:p>
-      <w:pPr>
-        <w:pStyle w:val="FirstParagraph"/>
-      </w:pPr>
-      <w:r>
-        <w:t xml:space="preserve">In Worksheet 04 you ran a Welch’s t-test comparing leaf</w:t>
-      </w:r>
-      <w:r>
-        <w:t xml:space="preserve"> </w:t>
-      </w:r>
-      <w:r>
-        <w:rPr>
-          <w:b/>
-          <w:bCs/>
-        </w:rPr>
-        <w:t xml:space="preserve">weight</w:t>
-      </w:r>
-      <w:r>
-        <w:t xml:space="preserve"> </w:t>
-      </w:r>
-      <w:r>
-        <w:t xml:space="preserve">(grams) between sunny and shady sides and found a significant difference (</w:t>
-      </w:r>
-      <w:r>
-        <w:rPr>
-          <w:i/>
-          <w:iCs/>
-        </w:rPr>
-        <w:t xml:space="preserve">p</w:t>
-      </w:r>
-      <w:r>
-        <w:t xml:space="preserve"> </w:t>
-      </w:r>
-      <w:r>
-        <w:t xml:space="preserve">&lt; 0.001). Now you have a calibration curve that converts tracing weight to</w:t>
-      </w:r>
-      <w:r>
-        <w:t xml:space="preserve"> </w:t>
-      </w:r>
-      <w:r>
-        <w:rPr>
-          <w:b/>
-          <w:bCs/>
-        </w:rPr>
-        <w:t xml:space="preserve">area</w:t>
-      </w:r>
-      <w:r>
-        <w:t xml:space="preserve"> </w:t>
-      </w:r>
-      <w:r>
-        <w:t xml:space="preserve">(cm²) — a more biologically meaningful measurement. You could use the regression equation as a</w:t>
-      </w:r>
-      <w:r>
-        <w:t xml:space="preserve"> </w:t>
-      </w:r>
-      <w:r>
-        <w:rPr>
-          <w:rStyle w:val="VerbatimChar"/>
-        </w:rPr>
-        <w:t xml:space="preserve">mutate()</w:t>
-      </w:r>
-      <w:r>
-        <w:t xml:space="preserve"> </w:t>
-      </w:r>
-      <w:r>
-        <w:t xml:space="preserve">step to add predicted area to a leaf data frame, then redo the t-test on</w:t>
-      </w:r>
-      <w:r>
-        <w:t xml:space="preserve"> </w:t>
-      </w:r>
-      <w:r>
-        <w:rPr>
-          <w:i/>
-          <w:iCs/>
-        </w:rPr>
-        <w:t xml:space="preserve">area</w:t>
-      </w:r>
-      <w:r>
-        <w:t xml:space="preserve"> </w:t>
-      </w:r>
-      <w:r>
-        <w:t xml:space="preserve">rather than weight.</w:t>
-      </w:r>
-    </w:p>
-    <w:p>
-      <w:pPr>
-        <w:pStyle w:val="BodyText"/>
-      </w:pPr>
-      <w:r>
-        <w:rPr>
-          <w:b/>
-          <w:bCs/>
-        </w:rPr>
-        <w:t xml:space="preserve">▶ Sketch the code (do not necessarily run it — you would need actual tracing masses):</w:t>
-      </w:r>
-    </w:p>
-    <w:p>
-      <w:pPr>
-        <w:pStyle w:val="SourceCode"/>
-      </w:pPr>
-      <w:r>
-        <w:rPr>
-          <w:rStyle w:val="CommentTok"/>
-        </w:rPr>
-        <w:t xml:space="preserve"># How you WOULD apply the calibration to the leaf data</w:t>
-      </w:r>
-      <w:r>
-        <w:br/>
-      </w:r>
-      <w:r>
-        <w:rPr>
-          <w:rStyle w:val="CommentTok"/>
-        </w:rPr>
-        <w:t xml:space="preserve"># (assuming trace_df has columns: side, tracing_mass_g)</w:t>
-      </w:r>
-      <w:r>
-        <w:br/>
-      </w:r>
-      <w:r>
-        <w:br/>
-      </w:r>
-      <w:r>
-        <w:rPr>
-          <w:rStyle w:val="CommentTok"/>
-        </w:rPr>
-        <w:t xml:space="preserve"># trace_df &lt;- trace_df %&gt;%</w:t>
-      </w:r>
-      <w:r>
-        <w:br/>
-      </w:r>
-      <w:r>
-        <w:rPr>
-          <w:rStyle w:val="CommentTok"/>
-        </w:rPr>
-        <w:t xml:space="preserve">#   mutate(predicted_area_cm2 = b_slope * tracing_mass_g + a_intercept)</w:t>
-      </w:r>
-      <w:r>
-        <w:br/>
-      </w:r>
-      <w:r>
-        <w:rPr>
-          <w:rStyle w:val="CommentTok"/>
-        </w:rPr>
-        <w:t xml:space="preserve">#</w:t>
-      </w:r>
-      <w:r>
-        <w:br/>
-      </w:r>
-      <w:r>
-        <w:rPr>
-          <w:rStyle w:val="CommentTok"/>
-        </w:rPr>
-        <w:t xml:space="preserve"># t.test(predicted_area_cm2 ~ side, data = trace_df,</w:t>
-      </w:r>
-      <w:r>
-        <w:br/>
-      </w:r>
-      <w:r>
-        <w:rPr>
-          <w:rStyle w:val="CommentTok"/>
-        </w:rPr>
-        <w:t xml:space="preserve">#        var.equal = FALSE, alternative = "two.sided")</w:t>
-      </w:r>
-    </w:p>
-    <w:p>
-      <w:pPr>
-        <w:pStyle w:val="FirstParagraph"/>
-      </w:pPr>
-      <w:r>
-        <w:t xml:space="preserve">✏️</w:t>
-      </w:r>
-      <w:r>
-        <w:t xml:space="preserve"> </w:t>
-      </w:r>
-      <w:r>
-        <w:rPr>
-          <w:b/>
-          <w:bCs/>
-        </w:rPr>
-        <w:t xml:space="preserve">Your turn:</w:t>
-      </w:r>
-      <w:r>
-        <w:t xml:space="preserve"> </w:t>
-      </w:r>
-      <w:r>
-        <w:t xml:space="preserve">What is the advantage of working in units of</w:t>
-      </w:r>
-      <w:r>
-        <w:t xml:space="preserve"> </w:t>
-      </w:r>
-      <w:r>
-        <w:rPr>
-          <w:b/>
-          <w:bCs/>
-        </w:rPr>
-        <w:t xml:space="preserve">area</w:t>
-      </w:r>
-      <w:r>
-        <w:t xml:space="preserve"> </w:t>
-      </w:r>
-      <w:r>
-        <w:t xml:space="preserve">(cm²) rather than raw</w:t>
-      </w:r>
-      <w:r>
-        <w:t xml:space="preserve"> </w:t>
-      </w:r>
-      <w:r>
-        <w:rPr>
-          <w:b/>
-          <w:bCs/>
-        </w:rPr>
-        <w:t xml:space="preserve">weight</w:t>
-      </w:r>
-      <w:r>
-        <w:t xml:space="preserve"> </w:t>
-      </w:r>
-      <w:r>
-        <w:t xml:space="preserve">(g) when comparing sunny vs. shady leaves?</w:t>
-      </w:r>
-    </w:p>
-    <w:p>
-      <w:pPr>
-        <w:pStyle w:val="SourceCode"/>
-      </w:pPr>
-      <w:r>
-        <w:rPr>
-          <w:rStyle w:val="VerbatimChar"/>
-        </w:rPr>
-        <w:t xml:space="preserve">Your answer:</w:t>
-      </w:r>
-    </w:p>
-    <w:p>
-      <w:r>
-        <w:pict>
-          <v:rect style="width:0;height:1.5pt" o:hralign="center" o:hrstd="t" o:hr="t"/>
-        </w:pict>
-      </w:r>
-    </w:p>
-    <w:bookmarkEnd w:id="41"/>
-    <w:bookmarkEnd w:id="42"/>
-    <w:bookmarkStart w:id="43" w:name="X830e6a044a2386a1afccbb783a0eef91d101e86"/>
-    <w:p>
-      <w:pPr>
-        <w:pStyle w:val="Heading1"/>
-      </w:pPr>
-      <w:r>
-        <w:t xml:space="preserve">What your</w:t>
-      </w:r>
-      <w:r>
-        <w:t xml:space="preserve"> </w:t>
-      </w:r>
-      <w:r>
-        <w:rPr>
-          <w:rStyle w:val="VerbatimChar"/>
-        </w:rPr>
-        <w:t xml:space="preserve">figures/</w:t>
-      </w:r>
-      <w:r>
-        <w:t xml:space="preserve"> </w:t>
-      </w:r>
-      <w:r>
-        <w:t xml:space="preserve">folder should contain after this worksheet</w:t>
-      </w:r>
-    </w:p>
-    <w:p>
-      <w:pPr>
-        <w:pStyle w:val="SourceCode"/>
-      </w:pPr>
-      <w:r>
-        <w:rPr>
-          <w:rStyle w:val="VerbatimChar"/>
-        </w:rPr>
-        <w:t xml:space="preserve">figures/</w:t>
-      </w:r>
-      <w:r>
-        <w:br/>
-      </w:r>
-      <w:r>
-        <w:rPr>
-          <w:rStyle w:val="VerbatimChar"/>
-        </w:rPr>
-        <w:t xml:space="preserve">├── paper_calibration_curve.png     ← from Part 8</w:t>
-      </w:r>
-    </w:p>
-    <w:p>
-      <w:r>
-        <w:pict>
-          <v:rect style="width:0;height:1.5pt" o:hralign="center" o:hrstd="t" o:hr="t"/>
-        </w:pict>
-      </w:r>
-    </w:p>
-    <w:bookmarkEnd w:id="43"/>
-    <w:bookmarkStart w:id="45" w:name="getting-unstuck"/>
-    <w:p>
-      <w:pPr>
-        <w:pStyle w:val="Heading1"/>
-      </w:pPr>
-      <w:r>
-        <w:t xml:space="preserve">Getting unstuck</w:t>
+        <w:t xml:space="preserve">predict(model, newdata, interval = "prediction")</w:t>
+      </w:r>
+      <w:r>
+        <w:t xml:space="preserve"> </w:t>
+      </w:r>
+      <w:r>
+        <w:t xml:space="preserve">for predictions with uncertainty</w:t>
       </w:r>
     </w:p>
     <w:p>
@@ -8262,6 +7560,1194 @@
         </w:numPr>
       </w:pPr>
       <w:r>
+        <w:t xml:space="preserve">Write a complete scientific results paragraph with F, df, p, R², and equation</w:t>
+      </w:r>
+    </w:p>
+    <w:p>
+      <w:pPr>
+        <w:pStyle w:val="FirstParagraph"/>
+      </w:pPr>
+      <w:r>
+        <w:t xml:space="preserve">✏️</w:t>
+      </w:r>
+      <w:r>
+        <w:t xml:space="preserve"> </w:t>
+      </w:r>
+      <w:r>
+        <w:rPr>
+          <w:b/>
+          <w:bCs/>
+        </w:rPr>
+        <w:t xml:space="preserve">Your turn — before you move on:</w:t>
+      </w:r>
+      <w:r>
+        <w:t xml:space="preserve"> </w:t>
+      </w:r>
+      <w:r>
+        <w:t xml:space="preserve">Run your entire script with</w:t>
+      </w:r>
+      <w:r>
+        <w:t xml:space="preserve"> </w:t>
+      </w:r>
+      <w:r>
+        <w:rPr>
+          <w:b/>
+          <w:bCs/>
+        </w:rPr>
+        <w:t xml:space="preserve">Ctrl/Cmd + Shift + Enter</w:t>
+      </w:r>
+      <w:r>
+        <w:t xml:space="preserve">. Does it run from top to bottom without errors?</w:t>
+      </w:r>
+    </w:p>
+    <w:p>
+      <w:pPr>
+        <w:pStyle w:val="SourceCode"/>
+      </w:pPr>
+      <w:r>
+        <w:rPr>
+          <w:rStyle w:val="VerbatimChar"/>
+        </w:rPr>
+        <w:t xml:space="preserve">Ran cleanly?  Y / N</w:t>
+      </w:r>
+      <w:r>
+        <w:br/>
+      </w:r>
+      <w:r>
+        <w:rPr>
+          <w:rStyle w:val="VerbatimChar"/>
+        </w:rPr>
+        <w:t xml:space="preserve">If not, what error appeared:</w:t>
+      </w:r>
+    </w:p>
+    <w:p>
+      <w:r>
+        <w:pict>
+          <v:rect style="width:0;height:1.5pt" o:hralign="center" o:hrstd="t" o:hr="t"/>
+        </w:pict>
+      </w:r>
+    </w:p>
+    <w:bookmarkEnd w:id="44"/>
+    <w:bookmarkStart w:id="49" w:name="part-14-going-further"/>
+    <w:p>
+      <w:pPr>
+        <w:pStyle w:val="Heading1"/>
+      </w:pPr>
+      <w:r>
+        <w:t xml:space="preserve">Part 14 · Going further</w:t>
+      </w:r>
+    </w:p>
+    <w:p>
+      <w:pPr>
+        <w:pStyle w:val="BlockText"/>
+      </w:pPr>
+      <w:r>
+        <w:t xml:space="preserve">This section is optional — work through it if you finish early or want to push deeper.</w:t>
+      </w:r>
+    </w:p>
+    <w:bookmarkStart w:id="45" w:name="explore-the-fit-at-each-area-group"/>
+    <w:p>
+      <w:pPr>
+        <w:pStyle w:val="Heading3"/>
+      </w:pPr>
+      <w:r>
+        <w:t xml:space="preserve">Explore the fit at each area group</w:t>
+      </w:r>
+    </w:p>
+    <w:p>
+      <w:pPr>
+        <w:pStyle w:val="FirstParagraph"/>
+      </w:pPr>
+      <w:r>
+        <w:rPr>
+          <w:b/>
+          <w:bCs/>
+        </w:rPr>
+        <w:t xml:space="preserve">▶ Try this:</w:t>
+      </w:r>
+    </w:p>
+    <w:p>
+      <w:pPr>
+        <w:pStyle w:val="SourceCode"/>
+      </w:pPr>
+      <w:r>
+        <w:rPr>
+          <w:rStyle w:val="CommentTok"/>
+        </w:rPr>
+        <w:t xml:space="preserve"># How well does the model fit within each area group? --</w:t>
+      </w:r>
+      <w:r>
+        <w:br/>
+      </w:r>
+      <w:r>
+        <w:rPr>
+          <w:rStyle w:val="NormalTok"/>
+        </w:rPr>
+        <w:t xml:space="preserve">paper_df </w:t>
+      </w:r>
+      <w:r>
+        <w:rPr>
+          <w:rStyle w:val="SpecialCharTok"/>
+        </w:rPr>
+        <w:t xml:space="preserve">%&gt;%</w:t>
+      </w:r>
+      <w:r>
+        <w:br/>
+      </w:r>
+      <w:r>
+        <w:rPr>
+          <w:rStyle w:val="NormalTok"/>
+        </w:rPr>
+        <w:t xml:space="preserve">  </w:t>
+      </w:r>
+      <w:r>
+        <w:rPr>
+          <w:rStyle w:val="FunctionTok"/>
+        </w:rPr>
+        <w:t xml:space="preserve">mutate</w:t>
+      </w:r>
+      <w:r>
+        <w:rPr>
+          <w:rStyle w:val="NormalTok"/>
+        </w:rPr>
+        <w:t xml:space="preserve">(</w:t>
+      </w:r>
+      <w:r>
+        <w:br/>
+      </w:r>
+      <w:r>
+        <w:rPr>
+          <w:rStyle w:val="NormalTok"/>
+        </w:rPr>
+        <w:t xml:space="preserve">    </w:t>
+      </w:r>
+      <w:r>
+        <w:rPr>
+          <w:rStyle w:val="AttributeTok"/>
+        </w:rPr>
+        <w:t xml:space="preserve">predicted =</w:t>
+      </w:r>
+      <w:r>
+        <w:rPr>
+          <w:rStyle w:val="NormalTok"/>
+        </w:rPr>
+        <w:t xml:space="preserve"> </w:t>
+      </w:r>
+      <w:r>
+        <w:rPr>
+          <w:rStyle w:val="FunctionTok"/>
+        </w:rPr>
+        <w:t xml:space="preserve">fitted</w:t>
+      </w:r>
+      <w:r>
+        <w:rPr>
+          <w:rStyle w:val="NormalTok"/>
+        </w:rPr>
+        <w:t xml:space="preserve">(paper_lm_model),</w:t>
+      </w:r>
+      <w:r>
+        <w:br/>
+      </w:r>
+      <w:r>
+        <w:rPr>
+          <w:rStyle w:val="NormalTok"/>
+        </w:rPr>
+        <w:t xml:space="preserve">    </w:t>
+      </w:r>
+      <w:r>
+        <w:rPr>
+          <w:rStyle w:val="AttributeTok"/>
+        </w:rPr>
+        <w:t xml:space="preserve">residual  =</w:t>
+      </w:r>
+      <w:r>
+        <w:rPr>
+          <w:rStyle w:val="NormalTok"/>
+        </w:rPr>
+        <w:t xml:space="preserve"> </w:t>
+      </w:r>
+      <w:r>
+        <w:rPr>
+          <w:rStyle w:val="FunctionTok"/>
+        </w:rPr>
+        <w:t xml:space="preserve">residuals</w:t>
+      </w:r>
+      <w:r>
+        <w:rPr>
+          <w:rStyle w:val="NormalTok"/>
+        </w:rPr>
+        <w:t xml:space="preserve">(paper_lm_model)</w:t>
+      </w:r>
+      <w:r>
+        <w:br/>
+      </w:r>
+      <w:r>
+        <w:rPr>
+          <w:rStyle w:val="NormalTok"/>
+        </w:rPr>
+        <w:t xml:space="preserve">  ) </w:t>
+      </w:r>
+      <w:r>
+        <w:rPr>
+          <w:rStyle w:val="SpecialCharTok"/>
+        </w:rPr>
+        <w:t xml:space="preserve">%&gt;%</w:t>
+      </w:r>
+      <w:r>
+        <w:br/>
+      </w:r>
+      <w:r>
+        <w:rPr>
+          <w:rStyle w:val="NormalTok"/>
+        </w:rPr>
+        <w:t xml:space="preserve">  </w:t>
+      </w:r>
+      <w:r>
+        <w:rPr>
+          <w:rStyle w:val="FunctionTok"/>
+        </w:rPr>
+        <w:t xml:space="preserve">group_by</w:t>
+      </w:r>
+      <w:r>
+        <w:rPr>
+          <w:rStyle w:val="NormalTok"/>
+        </w:rPr>
+        <w:t xml:space="preserve">(area_cm2) </w:t>
+      </w:r>
+      <w:r>
+        <w:rPr>
+          <w:rStyle w:val="SpecialCharTok"/>
+        </w:rPr>
+        <w:t xml:space="preserve">%&gt;%</w:t>
+      </w:r>
+      <w:r>
+        <w:br/>
+      </w:r>
+      <w:r>
+        <w:rPr>
+          <w:rStyle w:val="NormalTok"/>
+        </w:rPr>
+        <w:t xml:space="preserve">  </w:t>
+      </w:r>
+      <w:r>
+        <w:rPr>
+          <w:rStyle w:val="FunctionTok"/>
+        </w:rPr>
+        <w:t xml:space="preserve">summarize</w:t>
+      </w:r>
+      <w:r>
+        <w:rPr>
+          <w:rStyle w:val="NormalTok"/>
+        </w:rPr>
+        <w:t xml:space="preserve">(</w:t>
+      </w:r>
+      <w:r>
+        <w:br/>
+      </w:r>
+      <w:r>
+        <w:rPr>
+          <w:rStyle w:val="NormalTok"/>
+        </w:rPr>
+        <w:t xml:space="preserve">    </w:t>
+      </w:r>
+      <w:r>
+        <w:rPr>
+          <w:rStyle w:val="AttributeTok"/>
+        </w:rPr>
+        <w:t xml:space="preserve">n             =</w:t>
+      </w:r>
+      <w:r>
+        <w:rPr>
+          <w:rStyle w:val="NormalTok"/>
+        </w:rPr>
+        <w:t xml:space="preserve"> </w:t>
+      </w:r>
+      <w:r>
+        <w:rPr>
+          <w:rStyle w:val="FunctionTok"/>
+        </w:rPr>
+        <w:t xml:space="preserve">n</w:t>
+      </w:r>
+      <w:r>
+        <w:rPr>
+          <w:rStyle w:val="NormalTok"/>
+        </w:rPr>
+        <w:t xml:space="preserve">(),</w:t>
+      </w:r>
+      <w:r>
+        <w:br/>
+      </w:r>
+      <w:r>
+        <w:rPr>
+          <w:rStyle w:val="NormalTok"/>
+        </w:rPr>
+        <w:t xml:space="preserve">    </w:t>
+      </w:r>
+      <w:r>
+        <w:rPr>
+          <w:rStyle w:val="AttributeTok"/>
+        </w:rPr>
+        <w:t xml:space="preserve">mean_resid    =</w:t>
+      </w:r>
+      <w:r>
+        <w:rPr>
+          <w:rStyle w:val="NormalTok"/>
+        </w:rPr>
+        <w:t xml:space="preserve"> </w:t>
+      </w:r>
+      <w:r>
+        <w:rPr>
+          <w:rStyle w:val="FunctionTok"/>
+        </w:rPr>
+        <w:t xml:space="preserve">round</w:t>
+      </w:r>
+      <w:r>
+        <w:rPr>
+          <w:rStyle w:val="NormalTok"/>
+        </w:rPr>
+        <w:t xml:space="preserve">(</w:t>
+      </w:r>
+      <w:r>
+        <w:rPr>
+          <w:rStyle w:val="FunctionTok"/>
+        </w:rPr>
+        <w:t xml:space="preserve">mean</w:t>
+      </w:r>
+      <w:r>
+        <w:rPr>
+          <w:rStyle w:val="NormalTok"/>
+        </w:rPr>
+        <w:t xml:space="preserve">(residual), </w:t>
+      </w:r>
+      <w:r>
+        <w:rPr>
+          <w:rStyle w:val="DecValTok"/>
+        </w:rPr>
+        <w:t xml:space="preserve">4</w:t>
+      </w:r>
+      <w:r>
+        <w:rPr>
+          <w:rStyle w:val="NormalTok"/>
+        </w:rPr>
+        <w:t xml:space="preserve">),</w:t>
+      </w:r>
+      <w:r>
+        <w:br/>
+      </w:r>
+      <w:r>
+        <w:rPr>
+          <w:rStyle w:val="NormalTok"/>
+        </w:rPr>
+        <w:t xml:space="preserve">    </w:t>
+      </w:r>
+      <w:r>
+        <w:rPr>
+          <w:rStyle w:val="AttributeTok"/>
+        </w:rPr>
+        <w:t xml:space="preserve">max_abs_resid =</w:t>
+      </w:r>
+      <w:r>
+        <w:rPr>
+          <w:rStyle w:val="NormalTok"/>
+        </w:rPr>
+        <w:t xml:space="preserve"> </w:t>
+      </w:r>
+      <w:r>
+        <w:rPr>
+          <w:rStyle w:val="FunctionTok"/>
+        </w:rPr>
+        <w:t xml:space="preserve">round</w:t>
+      </w:r>
+      <w:r>
+        <w:rPr>
+          <w:rStyle w:val="NormalTok"/>
+        </w:rPr>
+        <w:t xml:space="preserve">(</w:t>
+      </w:r>
+      <w:r>
+        <w:rPr>
+          <w:rStyle w:val="FunctionTok"/>
+        </w:rPr>
+        <w:t xml:space="preserve">max</w:t>
+      </w:r>
+      <w:r>
+        <w:rPr>
+          <w:rStyle w:val="NormalTok"/>
+        </w:rPr>
+        <w:t xml:space="preserve">(</w:t>
+      </w:r>
+      <w:r>
+        <w:rPr>
+          <w:rStyle w:val="FunctionTok"/>
+        </w:rPr>
+        <w:t xml:space="preserve">abs</w:t>
+      </w:r>
+      <w:r>
+        <w:rPr>
+          <w:rStyle w:val="NormalTok"/>
+        </w:rPr>
+        <w:t xml:space="preserve">(residual)), </w:t>
+      </w:r>
+      <w:r>
+        <w:rPr>
+          <w:rStyle w:val="DecValTok"/>
+        </w:rPr>
+        <w:t xml:space="preserve">4</w:t>
+      </w:r>
+      <w:r>
+        <w:rPr>
+          <w:rStyle w:val="NormalTok"/>
+        </w:rPr>
+        <w:t xml:space="preserve">)</w:t>
+      </w:r>
+      <w:r>
+        <w:br/>
+      </w:r>
+      <w:r>
+        <w:rPr>
+          <w:rStyle w:val="NormalTok"/>
+        </w:rPr>
+        <w:t xml:space="preserve">  )</w:t>
+      </w:r>
+    </w:p>
+    <w:p>
+      <w:pPr>
+        <w:pStyle w:val="FirstParagraph"/>
+      </w:pPr>
+      <w:r>
+        <w:t xml:space="preserve">✏️</w:t>
+      </w:r>
+      <w:r>
+        <w:t xml:space="preserve"> </w:t>
+      </w:r>
+      <w:r>
+        <w:rPr>
+          <w:b/>
+          <w:bCs/>
+        </w:rPr>
+        <w:t xml:space="preserve">Your turn:</w:t>
+      </w:r>
+      <w:r>
+        <w:t xml:space="preserve"> </w:t>
+      </w:r>
+      <w:r>
+        <w:t xml:space="preserve">Are the residuals larger at bigger area values? What does that pattern (or lack of it) tell you about the equal-variance assumption?</w:t>
+      </w:r>
+    </w:p>
+    <w:p>
+      <w:pPr>
+        <w:pStyle w:val="SourceCode"/>
+      </w:pPr>
+      <w:r>
+        <w:rPr>
+          <w:rStyle w:val="VerbatimChar"/>
+        </w:rPr>
+        <w:t xml:space="preserve">Your observation:</w:t>
+      </w:r>
+    </w:p>
+    <w:bookmarkEnd w:id="45"/>
+    <w:bookmarkStart w:id="46" w:name="prediction-for-a-real-leaf-tracing"/>
+    <w:p>
+      <w:pPr>
+        <w:pStyle w:val="Heading3"/>
+      </w:pPr>
+      <w:r>
+        <w:t xml:space="preserve">Prediction for a real leaf tracing</w:t>
+      </w:r>
+    </w:p>
+    <w:p>
+      <w:pPr>
+        <w:pStyle w:val="FirstParagraph"/>
+      </w:pPr>
+      <w:r>
+        <w:t xml:space="preserve">Suppose you traced a leaf onto the same type of paper used in the calibration, cut it out, and weighed it. The tracing weighs</w:t>
+      </w:r>
+      <w:r>
+        <w:t xml:space="preserve"> </w:t>
+      </w:r>
+      <w:r>
+        <w:rPr>
+          <w:b/>
+          <w:bCs/>
+        </w:rPr>
+        <w:t xml:space="preserve">0.175 g</w:t>
+      </w:r>
+      <w:r>
+        <w:t xml:space="preserve">.</w:t>
+      </w:r>
+    </w:p>
+    <w:p>
+      <w:pPr>
+        <w:pStyle w:val="BodyText"/>
+      </w:pPr>
+      <w:r>
+        <w:rPr>
+          <w:b/>
+          <w:bCs/>
+        </w:rPr>
+        <w:t xml:space="preserve">▶ Try this:</w:t>
+      </w:r>
+    </w:p>
+    <w:p>
+      <w:pPr>
+        <w:pStyle w:val="SourceCode"/>
+      </w:pPr>
+      <w:r>
+        <w:rPr>
+          <w:rStyle w:val="CommentTok"/>
+        </w:rPr>
+        <w:t xml:space="preserve"># Predict area for your leaf tracing -------------------</w:t>
+      </w:r>
+      <w:r>
+        <w:br/>
+      </w:r>
+      <w:r>
+        <w:rPr>
+          <w:rStyle w:val="NormalTok"/>
+        </w:rPr>
+        <w:t xml:space="preserve">my_tracing </w:t>
+      </w:r>
+      <w:r>
+        <w:rPr>
+          <w:rStyle w:val="OtherTok"/>
+        </w:rPr>
+        <w:t xml:space="preserve">&lt;-</w:t>
+      </w:r>
+      <w:r>
+        <w:rPr>
+          <w:rStyle w:val="NormalTok"/>
+        </w:rPr>
+        <w:t xml:space="preserve"> </w:t>
+      </w:r>
+      <w:r>
+        <w:rPr>
+          <w:rStyle w:val="FunctionTok"/>
+        </w:rPr>
+        <w:t xml:space="preserve">tibble</w:t>
+      </w:r>
+      <w:r>
+        <w:rPr>
+          <w:rStyle w:val="NormalTok"/>
+        </w:rPr>
+        <w:t xml:space="preserve">(</w:t>
+      </w:r>
+      <w:r>
+        <w:rPr>
+          <w:rStyle w:val="AttributeTok"/>
+        </w:rPr>
+        <w:t xml:space="preserve">mass_g =</w:t>
+      </w:r>
+      <w:r>
+        <w:rPr>
+          <w:rStyle w:val="NormalTok"/>
+        </w:rPr>
+        <w:t xml:space="preserve"> </w:t>
+      </w:r>
+      <w:r>
+        <w:rPr>
+          <w:rStyle w:val="FloatTok"/>
+        </w:rPr>
+        <w:t xml:space="preserve">0.175</w:t>
+      </w:r>
+      <w:r>
+        <w:rPr>
+          <w:rStyle w:val="NormalTok"/>
+        </w:rPr>
+        <w:t xml:space="preserve">)</w:t>
+      </w:r>
+      <w:r>
+        <w:br/>
+      </w:r>
+      <w:r>
+        <w:br/>
+      </w:r>
+      <w:r>
+        <w:rPr>
+          <w:rStyle w:val="FunctionTok"/>
+        </w:rPr>
+        <w:t xml:space="preserve">predict</w:t>
+      </w:r>
+      <w:r>
+        <w:rPr>
+          <w:rStyle w:val="NormalTok"/>
+        </w:rPr>
+        <w:t xml:space="preserve">(paper_lm_model,</w:t>
+      </w:r>
+      <w:r>
+        <w:br/>
+      </w:r>
+      <w:r>
+        <w:rPr>
+          <w:rStyle w:val="NormalTok"/>
+        </w:rPr>
+        <w:t xml:space="preserve">        </w:t>
+      </w:r>
+      <w:r>
+        <w:rPr>
+          <w:rStyle w:val="AttributeTok"/>
+        </w:rPr>
+        <w:t xml:space="preserve">newdata  =</w:t>
+      </w:r>
+      <w:r>
+        <w:rPr>
+          <w:rStyle w:val="NormalTok"/>
+        </w:rPr>
+        <w:t xml:space="preserve"> my_tracing,</w:t>
+      </w:r>
+      <w:r>
+        <w:br/>
+      </w:r>
+      <w:r>
+        <w:rPr>
+          <w:rStyle w:val="NormalTok"/>
+        </w:rPr>
+        <w:t xml:space="preserve">        </w:t>
+      </w:r>
+      <w:r>
+        <w:rPr>
+          <w:rStyle w:val="AttributeTok"/>
+        </w:rPr>
+        <w:t xml:space="preserve">interval =</w:t>
+      </w:r>
+      <w:r>
+        <w:rPr>
+          <w:rStyle w:val="NormalTok"/>
+        </w:rPr>
+        <w:t xml:space="preserve"> </w:t>
+      </w:r>
+      <w:r>
+        <w:rPr>
+          <w:rStyle w:val="StringTok"/>
+        </w:rPr>
+        <w:t xml:space="preserve">"prediction"</w:t>
+      </w:r>
+      <w:r>
+        <w:rPr>
+          <w:rStyle w:val="NormalTok"/>
+        </w:rPr>
+        <w:t xml:space="preserve">) </w:t>
+      </w:r>
+      <w:r>
+        <w:rPr>
+          <w:rStyle w:val="SpecialCharTok"/>
+        </w:rPr>
+        <w:t xml:space="preserve">%&gt;%</w:t>
+      </w:r>
+      <w:r>
+        <w:br/>
+      </w:r>
+      <w:r>
+        <w:rPr>
+          <w:rStyle w:val="NormalTok"/>
+        </w:rPr>
+        <w:t xml:space="preserve">  </w:t>
+      </w:r>
+      <w:r>
+        <w:rPr>
+          <w:rStyle w:val="FunctionTok"/>
+        </w:rPr>
+        <w:t xml:space="preserve">round</w:t>
+      </w:r>
+      <w:r>
+        <w:rPr>
+          <w:rStyle w:val="NormalTok"/>
+        </w:rPr>
+        <w:t xml:space="preserve">(</w:t>
+      </w:r>
+      <w:r>
+        <w:rPr>
+          <w:rStyle w:val="DecValTok"/>
+        </w:rPr>
+        <w:t xml:space="preserve">2</w:t>
+      </w:r>
+      <w:r>
+        <w:rPr>
+          <w:rStyle w:val="NormalTok"/>
+        </w:rPr>
+        <w:t xml:space="preserve">)</w:t>
+      </w:r>
+    </w:p>
+    <w:p>
+      <w:pPr>
+        <w:pStyle w:val="FirstParagraph"/>
+      </w:pPr>
+      <w:r>
+        <w:t xml:space="preserve">✏️</w:t>
+      </w:r>
+      <w:r>
+        <w:t xml:space="preserve"> </w:t>
+      </w:r>
+      <w:r>
+        <w:rPr>
+          <w:b/>
+          <w:bCs/>
+        </w:rPr>
+        <w:t xml:space="preserve">Your turn:</w:t>
+      </w:r>
+      <w:r>
+        <w:t xml:space="preserve"> </w:t>
+      </w:r>
+      <w:r>
+        <w:t xml:space="preserve">What is the predicted leaf area? What is the 95% prediction interval? How confident are you in this prediction?</w:t>
+      </w:r>
+    </w:p>
+    <w:p>
+      <w:pPr>
+        <w:pStyle w:val="SourceCode"/>
+      </w:pPr>
+      <w:r>
+        <w:rPr>
+          <w:rStyle w:val="VerbatimChar"/>
+        </w:rPr>
+        <w:t xml:space="preserve">Predicted area:</w:t>
+      </w:r>
+      <w:r>
+        <w:br/>
+      </w:r>
+      <w:r>
+        <w:rPr>
+          <w:rStyle w:val="VerbatimChar"/>
+        </w:rPr>
+        <w:t xml:space="preserve">95% prediction interval:  _____ to _____ cm²</w:t>
+      </w:r>
+      <w:r>
+        <w:br/>
+      </w:r>
+      <w:r>
+        <w:rPr>
+          <w:rStyle w:val="VerbatimChar"/>
+        </w:rPr>
+        <w:t xml:space="preserve">Confidence in prediction:</w:t>
+      </w:r>
+    </w:p>
+    <w:bookmarkEnd w:id="46"/>
+    <w:bookmarkStart w:id="47" w:name="extrapolation-warning"/>
+    <w:p>
+      <w:pPr>
+        <w:pStyle w:val="Heading3"/>
+      </w:pPr>
+      <w:r>
+        <w:t xml:space="preserve">Extrapolation warning</w:t>
+      </w:r>
+    </w:p>
+    <w:p>
+      <w:pPr>
+        <w:pStyle w:val="FirstParagraph"/>
+      </w:pPr>
+      <w:r>
+        <w:t xml:space="preserve">The calibration data ranges from 1 to 567 cm². Suppose a very large leaf tracing weighs 5.2 g.</w:t>
+      </w:r>
+    </w:p>
+    <w:p>
+      <w:pPr>
+        <w:pStyle w:val="BodyText"/>
+      </w:pPr>
+      <w:r>
+        <w:t xml:space="preserve">✏️</w:t>
+      </w:r>
+      <w:r>
+        <w:t xml:space="preserve"> </w:t>
+      </w:r>
+      <w:r>
+        <w:rPr>
+          <w:b/>
+          <w:bCs/>
+        </w:rPr>
+        <w:t xml:space="preserve">Your turn:</w:t>
+      </w:r>
+      <w:r>
+        <w:t xml:space="preserve"> </w:t>
+      </w:r>
+      <w:r>
+        <w:t xml:space="preserve">Would you trust a prediction for a tracing mass of 5.2 g? Why or why not? (Hint: what is the largest mass in the calibration data?)</w:t>
+      </w:r>
+    </w:p>
+    <w:p>
+      <w:pPr>
+        <w:pStyle w:val="SourceCode"/>
+      </w:pPr>
+      <w:r>
+        <w:rPr>
+          <w:rStyle w:val="VerbatimChar"/>
+        </w:rPr>
+        <w:t xml:space="preserve">Max mass in calibration data:</w:t>
+      </w:r>
+      <w:r>
+        <w:br/>
+      </w:r>
+      <w:r>
+        <w:rPr>
+          <w:rStyle w:val="VerbatimChar"/>
+        </w:rPr>
+        <w:t xml:space="preserve">Is 5.2 g within the calibration range?  Y / N</w:t>
+      </w:r>
+      <w:r>
+        <w:br/>
+      </w:r>
+      <w:r>
+        <w:rPr>
+          <w:rStyle w:val="VerbatimChar"/>
+        </w:rPr>
+        <w:t xml:space="preserve">Should you predict at 5.2 g?  Y / N</w:t>
+      </w:r>
+      <w:r>
+        <w:br/>
+      </w:r>
+      <w:r>
+        <w:rPr>
+          <w:rStyle w:val="VerbatimChar"/>
+        </w:rPr>
+        <w:t xml:space="preserve">Why:</w:t>
+      </w:r>
+    </w:p>
+    <w:p>
+      <w:pPr>
+        <w:pStyle w:val="BlockText"/>
+      </w:pPr>
+      <w:r>
+        <w:t xml:space="preserve">📖</w:t>
+      </w:r>
+      <w:r>
+        <w:t xml:space="preserve"> </w:t>
+      </w:r>
+      <w:r>
+        <w:rPr>
+          <w:b/>
+          <w:bCs/>
+        </w:rPr>
+        <w:t xml:space="preserve">Whitlock &amp; Schluter §17.2 p. 550:</w:t>
+      </w:r>
+      <w:r>
+        <w:t xml:space="preserve"> </w:t>
+      </w:r>
+      <w:r>
+        <w:rPr>
+          <w:i/>
+          <w:iCs/>
+        </w:rPr>
+        <w:t xml:space="preserve">“Extrapolation is the prediction of Y at values of X beyond the range of X-values in the data. Extrapolation is problematic because there is no way to ensure the relationship between X and Y continues to be linear.”</w:t>
+      </w:r>
+    </w:p>
+    <w:bookmarkEnd w:id="47"/>
+    <w:bookmarkStart w:id="48" w:name="connect-to-worksheet-04"/>
+    <w:p>
+      <w:pPr>
+        <w:pStyle w:val="Heading3"/>
+      </w:pPr>
+      <w:r>
+        <w:t xml:space="preserve">Connect to Worksheet 04</w:t>
+      </w:r>
+    </w:p>
+    <w:p>
+      <w:pPr>
+        <w:pStyle w:val="FirstParagraph"/>
+      </w:pPr>
+      <w:r>
+        <w:t xml:space="preserve">In Worksheet 04 you ran a Welch’s t-test comparing leaf</w:t>
+      </w:r>
+      <w:r>
+        <w:t xml:space="preserve"> </w:t>
+      </w:r>
+      <w:r>
+        <w:rPr>
+          <w:b/>
+          <w:bCs/>
+        </w:rPr>
+        <w:t xml:space="preserve">weight</w:t>
+      </w:r>
+      <w:r>
+        <w:t xml:space="preserve"> </w:t>
+      </w:r>
+      <w:r>
+        <w:t xml:space="preserve">(grams) between sunny and shady sides and found a significant difference (</w:t>
+      </w:r>
+      <w:r>
+        <w:rPr>
+          <w:i/>
+          <w:iCs/>
+        </w:rPr>
+        <w:t xml:space="preserve">p</w:t>
+      </w:r>
+      <w:r>
+        <w:t xml:space="preserve"> </w:t>
+      </w:r>
+      <w:r>
+        <w:t xml:space="preserve">&lt; 0.001). Now you have a calibration curve that converts tracing weight to</w:t>
+      </w:r>
+      <w:r>
+        <w:t xml:space="preserve"> </w:t>
+      </w:r>
+      <w:r>
+        <w:rPr>
+          <w:b/>
+          <w:bCs/>
+        </w:rPr>
+        <w:t xml:space="preserve">area</w:t>
+      </w:r>
+      <w:r>
+        <w:t xml:space="preserve"> </w:t>
+      </w:r>
+      <w:r>
+        <w:t xml:space="preserve">(cm²) — a more biologically meaningful measurement. You could use the regression equation as a</w:t>
+      </w:r>
+      <w:r>
+        <w:t xml:space="preserve"> </w:t>
+      </w:r>
+      <w:r>
+        <w:rPr>
+          <w:rStyle w:val="VerbatimChar"/>
+        </w:rPr>
+        <w:t xml:space="preserve">mutate()</w:t>
+      </w:r>
+      <w:r>
+        <w:t xml:space="preserve"> </w:t>
+      </w:r>
+      <w:r>
+        <w:t xml:space="preserve">step to add predicted area to a leaf data frame, then redo the t-test on</w:t>
+      </w:r>
+      <w:r>
+        <w:t xml:space="preserve"> </w:t>
+      </w:r>
+      <w:r>
+        <w:rPr>
+          <w:i/>
+          <w:iCs/>
+        </w:rPr>
+        <w:t xml:space="preserve">area</w:t>
+      </w:r>
+      <w:r>
+        <w:t xml:space="preserve"> </w:t>
+      </w:r>
+      <w:r>
+        <w:t xml:space="preserve">rather than weight.</w:t>
+      </w:r>
+    </w:p>
+    <w:p>
+      <w:pPr>
+        <w:pStyle w:val="BodyText"/>
+      </w:pPr>
+      <w:r>
+        <w:rPr>
+          <w:b/>
+          <w:bCs/>
+        </w:rPr>
+        <w:t xml:space="preserve">▶ Sketch the code (do not necessarily run it — you would need actual tracing masses):</w:t>
+      </w:r>
+    </w:p>
+    <w:p>
+      <w:pPr>
+        <w:pStyle w:val="SourceCode"/>
+      </w:pPr>
+      <w:r>
+        <w:rPr>
+          <w:rStyle w:val="CommentTok"/>
+        </w:rPr>
+        <w:t xml:space="preserve"># How you WOULD apply the calibration to the leaf data</w:t>
+      </w:r>
+      <w:r>
+        <w:br/>
+      </w:r>
+      <w:r>
+        <w:rPr>
+          <w:rStyle w:val="CommentTok"/>
+        </w:rPr>
+        <w:t xml:space="preserve"># (assuming trace_df has columns: side, tracing_mass_g)</w:t>
+      </w:r>
+      <w:r>
+        <w:br/>
+      </w:r>
+      <w:r>
+        <w:br/>
+      </w:r>
+      <w:r>
+        <w:rPr>
+          <w:rStyle w:val="CommentTok"/>
+        </w:rPr>
+        <w:t xml:space="preserve"># trace_df &lt;- trace_df %&gt;%</w:t>
+      </w:r>
+      <w:r>
+        <w:br/>
+      </w:r>
+      <w:r>
+        <w:rPr>
+          <w:rStyle w:val="CommentTok"/>
+        </w:rPr>
+        <w:t xml:space="preserve">#   mutate(predicted_area_cm2 = b_slope * tracing_mass_g + a_intercept)</w:t>
+      </w:r>
+      <w:r>
+        <w:br/>
+      </w:r>
+      <w:r>
+        <w:rPr>
+          <w:rStyle w:val="CommentTok"/>
+        </w:rPr>
+        <w:t xml:space="preserve">#</w:t>
+      </w:r>
+      <w:r>
+        <w:br/>
+      </w:r>
+      <w:r>
+        <w:rPr>
+          <w:rStyle w:val="CommentTok"/>
+        </w:rPr>
+        <w:t xml:space="preserve"># t.test(predicted_area_cm2 ~ side, data = trace_df,</w:t>
+      </w:r>
+      <w:r>
+        <w:br/>
+      </w:r>
+      <w:r>
+        <w:rPr>
+          <w:rStyle w:val="CommentTok"/>
+        </w:rPr>
+        <w:t xml:space="preserve">#        var.equal = FALSE, alternative = "two.sided")</w:t>
+      </w:r>
+    </w:p>
+    <w:p>
+      <w:pPr>
+        <w:pStyle w:val="FirstParagraph"/>
+      </w:pPr>
+      <w:r>
+        <w:t xml:space="preserve">✏️</w:t>
+      </w:r>
+      <w:r>
+        <w:t xml:space="preserve"> </w:t>
+      </w:r>
+      <w:r>
+        <w:rPr>
+          <w:b/>
+          <w:bCs/>
+        </w:rPr>
+        <w:t xml:space="preserve">Your turn:</w:t>
+      </w:r>
+      <w:r>
+        <w:t xml:space="preserve"> </w:t>
+      </w:r>
+      <w:r>
+        <w:t xml:space="preserve">What is the advantage of working in units of</w:t>
+      </w:r>
+      <w:r>
+        <w:t xml:space="preserve"> </w:t>
+      </w:r>
+      <w:r>
+        <w:rPr>
+          <w:b/>
+          <w:bCs/>
+        </w:rPr>
+        <w:t xml:space="preserve">area</w:t>
+      </w:r>
+      <w:r>
+        <w:t xml:space="preserve"> </w:t>
+      </w:r>
+      <w:r>
+        <w:t xml:space="preserve">(cm²) rather than raw</w:t>
+      </w:r>
+      <w:r>
+        <w:t xml:space="preserve"> </w:t>
+      </w:r>
+      <w:r>
+        <w:rPr>
+          <w:b/>
+          <w:bCs/>
+        </w:rPr>
+        <w:t xml:space="preserve">weight</w:t>
+      </w:r>
+      <w:r>
+        <w:t xml:space="preserve"> </w:t>
+      </w:r>
+      <w:r>
+        <w:t xml:space="preserve">(g) when comparing sunny vs. shady leaves?</w:t>
+      </w:r>
+    </w:p>
+    <w:p>
+      <w:pPr>
+        <w:pStyle w:val="SourceCode"/>
+      </w:pPr>
+      <w:r>
+        <w:rPr>
+          <w:rStyle w:val="VerbatimChar"/>
+        </w:rPr>
+        <w:t xml:space="preserve">Your answer:</w:t>
+      </w:r>
+    </w:p>
+    <w:p>
+      <w:r>
+        <w:pict>
+          <v:rect style="width:0;height:1.5pt" o:hralign="center" o:hrstd="t" o:hr="t"/>
+        </w:pict>
+      </w:r>
+    </w:p>
+    <w:bookmarkEnd w:id="48"/>
+    <w:bookmarkEnd w:id="49"/>
+    <w:bookmarkStart w:id="50" w:name="X830e6a044a2386a1afccbb783a0eef91d101e86"/>
+    <w:p>
+      <w:pPr>
+        <w:pStyle w:val="Heading1"/>
+      </w:pPr>
+      <w:r>
+        <w:t xml:space="preserve">What your</w:t>
+      </w:r>
+      <w:r>
+        <w:t xml:space="preserve"> </w:t>
+      </w:r>
+      <w:r>
+        <w:rPr>
+          <w:rStyle w:val="VerbatimChar"/>
+        </w:rPr>
+        <w:t xml:space="preserve">figures/</w:t>
+      </w:r>
+      <w:r>
+        <w:t xml:space="preserve"> </w:t>
+      </w:r>
+      <w:r>
+        <w:t xml:space="preserve">folder should contain after this worksheet</w:t>
+      </w:r>
+    </w:p>
+    <w:p>
+      <w:pPr>
+        <w:pStyle w:val="SourceCode"/>
+      </w:pPr>
+      <w:r>
+        <w:rPr>
+          <w:rStyle w:val="VerbatimChar"/>
+        </w:rPr>
+        <w:t xml:space="preserve">figures/</w:t>
+      </w:r>
+      <w:r>
+        <w:br/>
+      </w:r>
+      <w:r>
+        <w:rPr>
+          <w:rStyle w:val="VerbatimChar"/>
+        </w:rPr>
+        <w:t xml:space="preserve">├── paper_calibration_curve.png     ← from Part 8</w:t>
+      </w:r>
+    </w:p>
+    <w:p>
+      <w:r>
+        <w:pict>
+          <v:rect style="width:0;height:1.5pt" o:hralign="center" o:hrstd="t" o:hr="t"/>
+        </w:pict>
+      </w:r>
+    </w:p>
+    <w:bookmarkEnd w:id="50"/>
+    <w:bookmarkStart w:id="52" w:name="getting-unstuck"/>
+    <w:p>
+      <w:pPr>
+        <w:pStyle w:val="Heading1"/>
+      </w:pPr>
+      <w:r>
+        <w:t xml:space="preserve">Getting unstuck</w:t>
+      </w:r>
+    </w:p>
+    <w:p>
+      <w:pPr>
+        <w:pStyle w:val="Compact"/>
+        <w:numPr>
+          <w:ilvl w:val="0"/>
+          <w:numId w:val="1018"/>
+        </w:numPr>
+      </w:pPr>
+      <w:r>
         <w:rPr>
           <w:rStyle w:val="VerbatimChar"/>
           <w:b/>
@@ -8322,7 +8808,7 @@
         <w:pStyle w:val="Compact"/>
         <w:numPr>
           <w:ilvl w:val="0"/>
-          <w:numId w:val="1017"/>
+          <w:numId w:val="1018"/>
         </w:numPr>
       </w:pPr>
       <w:r>
@@ -8383,7 +8869,7 @@
         <w:pStyle w:val="Compact"/>
         <w:numPr>
           <w:ilvl w:val="0"/>
-          <w:numId w:val="1017"/>
+          <w:numId w:val="1018"/>
         </w:numPr>
       </w:pPr>
       <w:r>
@@ -8462,7 +8948,7 @@
         <w:pStyle w:val="Compact"/>
         <w:numPr>
           <w:ilvl w:val="0"/>
-          <w:numId w:val="1017"/>
+          <w:numId w:val="1018"/>
         </w:numPr>
       </w:pPr>
       <w:r>
@@ -8517,7 +9003,7 @@
         <w:pStyle w:val="Compact"/>
         <w:numPr>
           <w:ilvl w:val="0"/>
-          <w:numId w:val="1017"/>
+          <w:numId w:val="1018"/>
         </w:numPr>
       </w:pPr>
       <w:r>
@@ -8569,7 +9055,7 @@
         <w:pStyle w:val="Compact"/>
         <w:numPr>
           <w:ilvl w:val="0"/>
-          <w:numId w:val="1017"/>
+          <w:numId w:val="1018"/>
         </w:numPr>
       </w:pPr>
       <w:r>
@@ -8588,7 +9074,7 @@
       <w:r>
         <w:t xml:space="preserve"> </w:t>
       </w:r>
-      <w:hyperlink r:id="rId44">
+      <w:hyperlink r:id="rId51">
         <w:r>
           <w:rPr>
             <w:rStyle w:val="Hyperlink"/>
@@ -8640,7 +9126,7 @@
         <w:t xml:space="preserve">End of Worksheet 05. Next: Worksheet 06 — applying the calibration curve to measured leaf tracings and comparing sunny vs. shady leaf areas with a t-test.</w:t>
       </w:r>
     </w:p>
-    <w:bookmarkEnd w:id="45"/>
+    <w:bookmarkEnd w:id="52"/>
     <w:sectPr>
       <w:pgSz w:h="15840" w:w="12240"/>
       <w:pgMar w:bottom="1440" w:footer="720" w:gutter="0" w:header="720" w:left="1440" w:right="1440" w:top="1440"/>
@@ -9062,7 +9548,7 @@
     <w:abstractNumId w:val="991"/>
   </w:num>
   <w:num w:numId="1006">
-    <w:abstractNumId w:val="992"/>
+    <w:abstractNumId w:val="991"/>
   </w:num>
   <w:num w:numId="1007">
     <w:abstractNumId w:val="992"/>
@@ -9095,6 +9581,9 @@
     <w:abstractNumId w:val="992"/>
   </w:num>
   <w:num w:numId="1017">
+    <w:abstractNumId w:val="992"/>
+  </w:num>
+  <w:num w:numId="1018">
     <w:abstractNumId w:val="99411"/>
     <w:lvlOverride w:ilvl="0">
       <w:startOverride w:val="1"/>
